--- a/THUC_HANH/LAB1/1250080208_CNTT4_Đỗ Tiến Trí _ lab1 .docx
+++ b/THUC_HANH/LAB1/1250080208_CNTT4_Đỗ Tiến Trí _ lab1 .docx
@@ -4,7 +4,7 @@
   <w:body>
     <w:p>
       <w:pPr>
-        <w:pStyle w:val="11"/>
+        <w:pStyle w:val="13"/>
         <w:keepNext w:val="0"/>
         <w:keepLines w:val="0"/>
         <w:widowControl/>
@@ -43,7 +43,7 @@
     </w:p>
     <w:p>
       <w:pPr>
-        <w:pStyle w:val="11"/>
+        <w:pStyle w:val="13"/>
         <w:keepNext w:val="0"/>
         <w:keepLines w:val="0"/>
         <w:widowControl/>
@@ -103,7 +103,7 @@
       </w:r>
       <w:r>
         <w:rPr>
-          <w:rStyle w:val="8"/>
+          <w:rStyle w:val="10"/>
           <w:rFonts w:hint="default" w:ascii="Times New Roman" w:hAnsi="Times New Roman" w:eastAsia="sans-serif" w:cs="Times New Roman"/>
           <w:color w:val="auto"/>
           <w:sz w:val="24"/>
@@ -124,7 +124,7 @@
       </w:r>
       <w:r>
         <w:rPr>
-          <w:rStyle w:val="8"/>
+          <w:rStyle w:val="10"/>
           <w:rFonts w:hint="default" w:ascii="Times New Roman" w:hAnsi="Times New Roman" w:eastAsia="sans-serif" w:cs="Times New Roman"/>
           <w:color w:val="auto"/>
           <w:sz w:val="24"/>
@@ -194,7 +194,7 @@
     </w:p>
     <w:p>
       <w:pPr>
-        <w:pStyle w:val="11"/>
+        <w:pStyle w:val="13"/>
         <w:keepNext w:val="0"/>
         <w:keepLines w:val="0"/>
         <w:widowControl/>
@@ -285,7 +285,7 @@
     </w:p>
     <w:p>
       <w:pPr>
-        <w:pStyle w:val="11"/>
+        <w:pStyle w:val="13"/>
         <w:keepNext w:val="0"/>
         <w:keepLines w:val="0"/>
         <w:widowControl/>
@@ -326,7 +326,7 @@
     </w:p>
     <w:p>
       <w:pPr>
-        <w:pStyle w:val="11"/>
+        <w:pStyle w:val="13"/>
         <w:keepNext w:val="0"/>
         <w:keepLines w:val="0"/>
         <w:widowControl/>
@@ -367,7 +367,7 @@
     </w:p>
     <w:p>
       <w:pPr>
-        <w:pStyle w:val="11"/>
+        <w:pStyle w:val="13"/>
         <w:keepNext w:val="0"/>
         <w:keepLines w:val="0"/>
         <w:widowControl/>
@@ -408,7 +408,7 @@
     </w:p>
     <w:p>
       <w:pPr>
-        <w:pStyle w:val="11"/>
+        <w:pStyle w:val="13"/>
         <w:keepNext w:val="0"/>
         <w:keepLines w:val="0"/>
         <w:widowControl/>
@@ -459,7 +459,7 @@
     </w:p>
     <w:p>
       <w:pPr>
-        <w:pStyle w:val="11"/>
+        <w:pStyle w:val="13"/>
         <w:keepNext w:val="0"/>
         <w:keepLines w:val="0"/>
         <w:widowControl/>
@@ -510,7 +510,7 @@
     </w:p>
     <w:p>
       <w:pPr>
-        <w:pStyle w:val="11"/>
+        <w:pStyle w:val="13"/>
         <w:keepNext w:val="0"/>
         <w:keepLines w:val="0"/>
         <w:widowControl/>
@@ -573,7 +573,7 @@
     </w:p>
     <w:p>
       <w:pPr>
-        <w:pStyle w:val="11"/>
+        <w:pStyle w:val="13"/>
         <w:keepNext w:val="0"/>
         <w:keepLines w:val="0"/>
         <w:widowControl/>
@@ -756,7 +756,7 @@
     </w:p>
     <w:p>
       <w:pPr>
-        <w:pStyle w:val="11"/>
+        <w:pStyle w:val="13"/>
         <w:keepNext w:val="0"/>
         <w:keepLines w:val="0"/>
         <w:widowControl/>
@@ -807,7 +807,7 @@
     </w:p>
     <w:p>
       <w:pPr>
-        <w:pStyle w:val="11"/>
+        <w:pStyle w:val="13"/>
         <w:keepNext w:val="0"/>
         <w:keepLines w:val="0"/>
         <w:widowControl/>
@@ -880,7 +880,7 @@
     </w:p>
     <w:p>
       <w:pPr>
-        <w:pStyle w:val="11"/>
+        <w:pStyle w:val="13"/>
         <w:keepNext w:val="0"/>
         <w:keepLines w:val="0"/>
         <w:widowControl/>
@@ -966,7 +966,7 @@
     </w:p>
     <w:p>
       <w:pPr>
-        <w:pStyle w:val="11"/>
+        <w:pStyle w:val="13"/>
         <w:keepNext w:val="0"/>
         <w:keepLines w:val="0"/>
         <w:widowControl/>
@@ -1031,7 +1031,7 @@
     </w:p>
     <w:p>
       <w:pPr>
-        <w:pStyle w:val="11"/>
+        <w:pStyle w:val="13"/>
         <w:keepNext w:val="0"/>
         <w:keepLines w:val="0"/>
         <w:widowControl/>
@@ -1083,7 +1083,7 @@
                     </pic:cNvPicPr>
                   </pic:nvPicPr>
                   <pic:blipFill>
-                    <a:blip r:embed="rId4"/>
+                    <a:blip r:embed="rId8"/>
                     <a:stretch>
                       <a:fillRect/>
                     </a:stretch>
@@ -1110,7 +1110,7 @@
     </w:p>
     <w:p>
       <w:pPr>
-        <w:pStyle w:val="11"/>
+        <w:pStyle w:val="13"/>
         <w:keepNext w:val="0"/>
         <w:keepLines w:val="0"/>
         <w:widowControl/>
@@ -1162,7 +1162,7 @@
                     </pic:cNvPicPr>
                   </pic:nvPicPr>
                   <pic:blipFill>
-                    <a:blip r:embed="rId5"/>
+                    <a:blip r:embed="rId9"/>
                     <a:stretch>
                       <a:fillRect/>
                     </a:stretch>
@@ -1212,7 +1212,7 @@
                     </pic:cNvPicPr>
                   </pic:nvPicPr>
                   <pic:blipFill>
-                    <a:blip r:embed="rId6"/>
+                    <a:blip r:embed="rId10"/>
                     <a:stretch>
                       <a:fillRect/>
                     </a:stretch>
@@ -1239,7 +1239,7 @@
     </w:p>
     <w:p>
       <w:pPr>
-        <w:pStyle w:val="11"/>
+        <w:pStyle w:val="13"/>
         <w:keepNext w:val="0"/>
         <w:keepLines w:val="0"/>
         <w:widowControl/>
@@ -1291,7 +1291,7 @@
                     </pic:cNvPicPr>
                   </pic:nvPicPr>
                   <pic:blipFill>
-                    <a:blip r:embed="rId7"/>
+                    <a:blip r:embed="rId11"/>
                     <a:stretch>
                       <a:fillRect/>
                     </a:stretch>
@@ -1318,7 +1318,7 @@
     </w:p>
     <w:p>
       <w:pPr>
-        <w:pStyle w:val="11"/>
+        <w:pStyle w:val="13"/>
         <w:keepNext w:val="0"/>
         <w:keepLines w:val="0"/>
         <w:widowControl/>
@@ -1395,7 +1395,7 @@
     </w:p>
     <w:p>
       <w:pPr>
-        <w:pStyle w:val="11"/>
+        <w:pStyle w:val="13"/>
         <w:keepNext w:val="0"/>
         <w:keepLines w:val="0"/>
         <w:widowControl/>
@@ -1446,7 +1446,7 @@
     </w:p>
     <w:p>
       <w:pPr>
-        <w:pStyle w:val="11"/>
+        <w:pStyle w:val="13"/>
         <w:keepNext w:val="0"/>
         <w:keepLines w:val="0"/>
         <w:widowControl/>
@@ -1497,7 +1497,7 @@
     </w:p>
     <w:p>
       <w:pPr>
-        <w:pStyle w:val="11"/>
+        <w:pStyle w:val="13"/>
         <w:keepNext w:val="0"/>
         <w:keepLines w:val="0"/>
         <w:widowControl/>
@@ -1548,7 +1548,7 @@
     </w:p>
     <w:p>
       <w:pPr>
-        <w:pStyle w:val="9"/>
+        <w:pStyle w:val="11"/>
         <w:keepNext w:val="0"/>
         <w:keepLines w:val="0"/>
         <w:widowControl/>
@@ -1734,7 +1734,7 @@
     </w:p>
     <w:p>
       <w:pPr>
-        <w:pStyle w:val="11"/>
+        <w:pStyle w:val="13"/>
         <w:keepNext w:val="0"/>
         <w:keepLines w:val="0"/>
         <w:widowControl/>
@@ -1785,7 +1785,7 @@
     </w:p>
     <w:p>
       <w:pPr>
-        <w:pStyle w:val="11"/>
+        <w:pStyle w:val="13"/>
         <w:keepNext w:val="0"/>
         <w:keepLines w:val="0"/>
         <w:widowControl/>
@@ -1837,7 +1837,7 @@
                     </pic:cNvPicPr>
                   </pic:nvPicPr>
                   <pic:blipFill>
-                    <a:blip r:embed="rId8"/>
+                    <a:blip r:embed="rId12"/>
                     <a:stretch>
                       <a:fillRect/>
                     </a:stretch>
@@ -1892,7 +1892,7 @@
     </w:p>
     <w:p>
       <w:pPr>
-        <w:pStyle w:val="11"/>
+        <w:pStyle w:val="13"/>
         <w:keepNext w:val="0"/>
         <w:keepLines w:val="0"/>
         <w:widowControl/>
@@ -1971,7 +1971,7 @@
     </w:p>
     <w:p>
       <w:pPr>
-        <w:pStyle w:val="11"/>
+        <w:pStyle w:val="13"/>
         <w:keepNext w:val="0"/>
         <w:keepLines w:val="0"/>
         <w:widowControl/>
@@ -2022,7 +2022,7 @@
     </w:p>
     <w:p>
       <w:pPr>
-        <w:pStyle w:val="9"/>
+        <w:pStyle w:val="11"/>
         <w:keepNext w:val="0"/>
         <w:keepLines w:val="0"/>
         <w:widowControl/>
@@ -2308,7 +2308,7 @@
     </w:p>
     <w:p>
       <w:pPr>
-        <w:pStyle w:val="11"/>
+        <w:pStyle w:val="13"/>
         <w:keepNext w:val="0"/>
         <w:keepLines w:val="0"/>
         <w:widowControl/>
@@ -2359,7 +2359,7 @@
     </w:p>
     <w:p>
       <w:pPr>
-        <w:pStyle w:val="11"/>
+        <w:pStyle w:val="13"/>
         <w:keepNext w:val="0"/>
         <w:keepLines w:val="0"/>
         <w:widowControl/>
@@ -2411,7 +2411,7 @@
                     </pic:cNvPicPr>
                   </pic:nvPicPr>
                   <pic:blipFill>
-                    <a:blip r:embed="rId9"/>
+                    <a:blip r:embed="rId13"/>
                     <a:stretch>
                       <a:fillRect/>
                     </a:stretch>
@@ -2438,7 +2438,7 @@
     </w:p>
     <w:p>
       <w:pPr>
-        <w:pStyle w:val="11"/>
+        <w:pStyle w:val="13"/>
         <w:keepNext w:val="0"/>
         <w:keepLines w:val="0"/>
         <w:widowControl/>
@@ -2489,7 +2489,7 @@
     </w:p>
     <w:p>
       <w:pPr>
-        <w:pStyle w:val="11"/>
+        <w:pStyle w:val="13"/>
         <w:keepNext w:val="0"/>
         <w:keepLines w:val="0"/>
         <w:widowControl/>
@@ -2684,7 +2684,7 @@
     </w:p>
     <w:p>
       <w:pPr>
-        <w:pStyle w:val="11"/>
+        <w:pStyle w:val="13"/>
         <w:keepNext w:val="0"/>
         <w:keepLines w:val="0"/>
         <w:widowControl/>
@@ -2776,7 +2776,7 @@
                     </pic:cNvPicPr>
                   </pic:nvPicPr>
                   <pic:blipFill>
-                    <a:blip r:embed="rId10"/>
+                    <a:blip r:embed="rId14"/>
                     <a:stretch>
                       <a:fillRect/>
                     </a:stretch>
@@ -2803,7 +2803,7 @@
     </w:p>
     <w:p>
       <w:pPr>
-        <w:pStyle w:val="11"/>
+        <w:pStyle w:val="13"/>
         <w:keepNext w:val="0"/>
         <w:keepLines w:val="0"/>
         <w:widowControl/>
@@ -2854,7 +2854,7 @@
     </w:p>
     <w:p>
       <w:pPr>
-        <w:pStyle w:val="11"/>
+        <w:pStyle w:val="13"/>
         <w:keepNext w:val="0"/>
         <w:keepLines w:val="0"/>
         <w:widowControl/>
@@ -2897,7 +2897,7 @@
     </w:p>
     <w:p>
       <w:pPr>
-        <w:pStyle w:val="11"/>
+        <w:pStyle w:val="13"/>
         <w:keepNext w:val="0"/>
         <w:keepLines w:val="0"/>
         <w:widowControl/>
@@ -2940,7 +2940,7 @@
     </w:p>
     <w:p>
       <w:pPr>
-        <w:pStyle w:val="11"/>
+        <w:pStyle w:val="13"/>
         <w:keepNext w:val="0"/>
         <w:keepLines w:val="0"/>
         <w:widowControl/>
@@ -2983,7 +2983,7 @@
     </w:p>
     <w:p>
       <w:pPr>
-        <w:pStyle w:val="11"/>
+        <w:pStyle w:val="13"/>
         <w:keepNext w:val="0"/>
         <w:keepLines w:val="0"/>
         <w:widowControl/>
@@ -3026,7 +3026,7 @@
     </w:p>
     <w:p>
       <w:pPr>
-        <w:pStyle w:val="11"/>
+        <w:pStyle w:val="13"/>
         <w:keepNext w:val="0"/>
         <w:keepLines w:val="0"/>
         <w:widowControl/>
@@ -3067,7 +3067,7 @@
     </w:p>
     <w:p>
       <w:pPr>
-        <w:pStyle w:val="11"/>
+        <w:pStyle w:val="13"/>
         <w:keepNext w:val="0"/>
         <w:keepLines w:val="0"/>
         <w:widowControl/>
@@ -3110,7 +3110,7 @@
     </w:p>
     <w:p>
       <w:pPr>
-        <w:pStyle w:val="11"/>
+        <w:pStyle w:val="13"/>
         <w:keepNext w:val="0"/>
         <w:keepLines w:val="0"/>
         <w:widowControl/>
@@ -3164,7 +3164,7 @@
                     </pic:cNvPicPr>
                   </pic:nvPicPr>
                   <pic:blipFill>
-                    <a:blip r:embed="rId11"/>
+                    <a:blip r:embed="rId15"/>
                     <a:stretch>
                       <a:fillRect/>
                     </a:stretch>
@@ -3191,7 +3191,7 @@
     </w:p>
     <w:p>
       <w:pPr>
-        <w:pStyle w:val="11"/>
+        <w:pStyle w:val="13"/>
         <w:keepNext w:val="0"/>
         <w:keepLines w:val="0"/>
         <w:widowControl/>
@@ -3242,7 +3242,7 @@
     </w:p>
     <w:p>
       <w:pPr>
-        <w:pStyle w:val="11"/>
+        <w:pStyle w:val="13"/>
         <w:keepNext w:val="0"/>
         <w:keepLines w:val="0"/>
         <w:widowControl/>
@@ -3293,7 +3293,7 @@
     </w:p>
     <w:p>
       <w:pPr>
-        <w:pStyle w:val="11"/>
+        <w:pStyle w:val="13"/>
         <w:keepNext w:val="0"/>
         <w:keepLines w:val="0"/>
         <w:widowControl/>
@@ -3332,7 +3332,7 @@
     </w:p>
     <w:p>
       <w:pPr>
-        <w:pStyle w:val="11"/>
+        <w:pStyle w:val="13"/>
         <w:keepNext w:val="0"/>
         <w:keepLines w:val="0"/>
         <w:widowControl/>
@@ -3371,7 +3371,7 @@
     </w:p>
     <w:p>
       <w:pPr>
-        <w:pStyle w:val="11"/>
+        <w:pStyle w:val="13"/>
         <w:keepNext w:val="0"/>
         <w:keepLines w:val="0"/>
         <w:widowControl/>
@@ -3410,7 +3410,7 @@
     </w:p>
     <w:p>
       <w:pPr>
-        <w:pStyle w:val="11"/>
+        <w:pStyle w:val="13"/>
         <w:keepNext w:val="0"/>
         <w:keepLines w:val="0"/>
         <w:widowControl/>
@@ -3528,7 +3528,7 @@
                     </pic:cNvPicPr>
                   </pic:nvPicPr>
                   <pic:blipFill>
-                    <a:blip r:embed="rId12"/>
+                    <a:blip r:embed="rId16"/>
                     <a:stretch>
                       <a:fillRect/>
                     </a:stretch>
@@ -3555,7 +3555,7 @@
     </w:p>
     <w:p>
       <w:pPr>
-        <w:pStyle w:val="11"/>
+        <w:pStyle w:val="13"/>
         <w:keepNext w:val="0"/>
         <w:keepLines w:val="0"/>
         <w:widowControl/>
@@ -3606,7 +3606,7 @@
     </w:p>
     <w:p>
       <w:pPr>
-        <w:pStyle w:val="11"/>
+        <w:pStyle w:val="13"/>
         <w:keepNext w:val="0"/>
         <w:keepLines w:val="0"/>
         <w:widowControl/>
@@ -3657,7 +3657,7 @@
     </w:p>
     <w:p>
       <w:pPr>
-        <w:pStyle w:val="11"/>
+        <w:pStyle w:val="13"/>
         <w:keepNext w:val="0"/>
         <w:keepLines w:val="0"/>
         <w:widowControl/>
@@ -3696,7 +3696,7 @@
     </w:p>
     <w:p>
       <w:pPr>
-        <w:pStyle w:val="11"/>
+        <w:pStyle w:val="13"/>
         <w:keepNext w:val="0"/>
         <w:keepLines w:val="0"/>
         <w:widowControl/>
@@ -3735,7 +3735,7 @@
     </w:p>
     <w:p>
       <w:pPr>
-        <w:pStyle w:val="11"/>
+        <w:pStyle w:val="13"/>
         <w:keepNext w:val="0"/>
         <w:keepLines w:val="0"/>
         <w:widowControl/>
@@ -3774,7 +3774,7 @@
     </w:p>
     <w:p>
       <w:pPr>
-        <w:pStyle w:val="11"/>
+        <w:pStyle w:val="13"/>
         <w:keepNext w:val="0"/>
         <w:keepLines w:val="0"/>
         <w:widowControl/>
@@ -3813,7 +3813,7 @@
     </w:p>
     <w:p>
       <w:pPr>
-        <w:pStyle w:val="11"/>
+        <w:pStyle w:val="13"/>
         <w:keepNext w:val="0"/>
         <w:keepLines w:val="0"/>
         <w:widowControl/>
@@ -3852,7 +3852,7 @@
     </w:p>
     <w:p>
       <w:pPr>
-        <w:pStyle w:val="11"/>
+        <w:pStyle w:val="13"/>
         <w:keepNext w:val="0"/>
         <w:keepLines w:val="0"/>
         <w:widowControl/>
@@ -3946,7 +3946,7 @@
                     </pic:cNvPicPr>
                   </pic:nvPicPr>
                   <pic:blipFill>
-                    <a:blip r:embed="rId13"/>
+                    <a:blip r:embed="rId17"/>
                     <a:stretch>
                       <a:fillRect/>
                     </a:stretch>
@@ -3973,7 +3973,7 @@
     </w:p>
     <w:p>
       <w:pPr>
-        <w:pStyle w:val="11"/>
+        <w:pStyle w:val="13"/>
         <w:keepNext w:val="0"/>
         <w:keepLines w:val="0"/>
         <w:widowControl/>
@@ -4024,7 +4024,7 @@
     </w:p>
     <w:p>
       <w:pPr>
-        <w:pStyle w:val="11"/>
+        <w:pStyle w:val="13"/>
         <w:keepNext w:val="0"/>
         <w:keepLines w:val="0"/>
         <w:widowControl/>
@@ -4067,7 +4067,7 @@
     </w:p>
     <w:p>
       <w:pPr>
-        <w:pStyle w:val="9"/>
+        <w:pStyle w:val="11"/>
         <w:keepNext w:val="0"/>
         <w:keepLines w:val="0"/>
         <w:widowControl/>
@@ -4257,7 +4257,7 @@
     </w:p>
     <w:p>
       <w:pPr>
-        <w:pStyle w:val="11"/>
+        <w:pStyle w:val="13"/>
         <w:keepNext w:val="0"/>
         <w:keepLines w:val="0"/>
         <w:widowControl/>
@@ -4300,7 +4300,7 @@
     </w:p>
     <w:p>
       <w:pPr>
-        <w:pStyle w:val="11"/>
+        <w:pStyle w:val="13"/>
         <w:keepNext w:val="0"/>
         <w:keepLines w:val="0"/>
         <w:widowControl/>
@@ -4354,7 +4354,7 @@
                     </pic:cNvPicPr>
                   </pic:nvPicPr>
                   <pic:blipFill>
-                    <a:blip r:embed="rId14"/>
+                    <a:blip r:embed="rId18"/>
                     <a:stretch>
                       <a:fillRect/>
                     </a:stretch>
@@ -4381,7 +4381,7 @@
     </w:p>
     <w:p>
       <w:pPr>
-        <w:pStyle w:val="11"/>
+        <w:pStyle w:val="13"/>
         <w:keepNext w:val="0"/>
         <w:keepLines w:val="0"/>
         <w:widowControl/>
@@ -4432,7 +4432,7 @@
     </w:p>
     <w:p>
       <w:pPr>
-        <w:pStyle w:val="11"/>
+        <w:pStyle w:val="13"/>
         <w:keepNext w:val="0"/>
         <w:keepLines w:val="0"/>
         <w:widowControl/>
@@ -4475,7 +4475,7 @@
     </w:p>
     <w:p>
       <w:pPr>
-        <w:pStyle w:val="11"/>
+        <w:pStyle w:val="13"/>
         <w:keepNext w:val="0"/>
         <w:keepLines w:val="0"/>
         <w:widowControl/>
@@ -4520,7 +4520,7 @@
     </w:p>
     <w:p>
       <w:pPr>
-        <w:pStyle w:val="11"/>
+        <w:pStyle w:val="13"/>
         <w:keepNext w:val="0"/>
         <w:keepLines w:val="0"/>
         <w:widowControl/>
@@ -4563,7 +4563,7 @@
     </w:p>
     <w:p>
       <w:pPr>
-        <w:pStyle w:val="11"/>
+        <w:pStyle w:val="13"/>
         <w:keepNext w:val="0"/>
         <w:keepLines w:val="0"/>
         <w:widowControl/>
@@ -4606,7 +4606,7 @@
     </w:p>
     <w:p>
       <w:pPr>
-        <w:pStyle w:val="11"/>
+        <w:pStyle w:val="13"/>
         <w:keepNext w:val="0"/>
         <w:keepLines w:val="0"/>
         <w:widowControl/>
@@ -4649,7 +4649,7 @@
     </w:p>
     <w:p>
       <w:pPr>
-        <w:pStyle w:val="11"/>
+        <w:pStyle w:val="13"/>
         <w:keepNext w:val="0"/>
         <w:keepLines w:val="0"/>
         <w:widowControl/>
@@ -4692,7 +4692,7 @@
     </w:p>
     <w:p>
       <w:pPr>
-        <w:pStyle w:val="11"/>
+        <w:pStyle w:val="13"/>
         <w:keepNext w:val="0"/>
         <w:keepLines w:val="0"/>
         <w:widowControl/>
@@ -4736,7 +4736,7 @@
     </w:p>
     <w:p>
       <w:pPr>
-        <w:pStyle w:val="11"/>
+        <w:pStyle w:val="13"/>
         <w:keepNext w:val="0"/>
         <w:keepLines w:val="0"/>
         <w:widowControl/>
@@ -4779,7 +4779,7 @@
     </w:p>
     <w:p>
       <w:pPr>
-        <w:pStyle w:val="11"/>
+        <w:pStyle w:val="13"/>
         <w:keepNext w:val="0"/>
         <w:keepLines w:val="0"/>
         <w:widowControl/>
@@ -4831,7 +4831,7 @@
                     </pic:cNvPicPr>
                   </pic:nvPicPr>
                   <pic:blipFill>
-                    <a:blip r:embed="rId15"/>
+                    <a:blip r:embed="rId19"/>
                     <a:stretch>
                       <a:fillRect/>
                     </a:stretch>
@@ -4858,7 +4858,7 @@
     </w:p>
     <w:p>
       <w:pPr>
-        <w:pStyle w:val="11"/>
+        <w:pStyle w:val="13"/>
         <w:keepNext w:val="0"/>
         <w:keepLines w:val="0"/>
         <w:widowControl/>
@@ -4909,7 +4909,7 @@
     </w:p>
     <w:p>
       <w:pPr>
-        <w:pStyle w:val="11"/>
+        <w:pStyle w:val="13"/>
         <w:keepNext w:val="0"/>
         <w:keepLines w:val="0"/>
         <w:widowControl/>
@@ -4952,7 +4952,7 @@
     </w:p>
     <w:p>
       <w:pPr>
-        <w:pStyle w:val="11"/>
+        <w:pStyle w:val="13"/>
         <w:keepNext w:val="0"/>
         <w:keepLines w:val="0"/>
         <w:widowControl/>
@@ -4995,7 +4995,7 @@
     </w:p>
     <w:p>
       <w:pPr>
-        <w:pStyle w:val="11"/>
+        <w:pStyle w:val="13"/>
         <w:keepNext w:val="0"/>
         <w:keepLines w:val="0"/>
         <w:widowControl/>
@@ -5038,7 +5038,7 @@
     </w:p>
     <w:p>
       <w:pPr>
-        <w:pStyle w:val="11"/>
+        <w:pStyle w:val="13"/>
         <w:keepNext w:val="0"/>
         <w:keepLines w:val="0"/>
         <w:widowControl/>
@@ -5081,7 +5081,7 @@
     </w:p>
     <w:p>
       <w:pPr>
-        <w:pStyle w:val="11"/>
+        <w:pStyle w:val="13"/>
         <w:keepNext w:val="0"/>
         <w:keepLines w:val="0"/>
         <w:widowControl/>
@@ -5122,7 +5122,7 @@
     </w:p>
     <w:p>
       <w:pPr>
-        <w:pStyle w:val="11"/>
+        <w:pStyle w:val="13"/>
         <w:keepNext w:val="0"/>
         <w:keepLines w:val="0"/>
         <w:widowControl/>
@@ -5165,7 +5165,7 @@
     </w:p>
     <w:p>
       <w:pPr>
-        <w:pStyle w:val="11"/>
+        <w:pStyle w:val="13"/>
         <w:keepNext w:val="0"/>
         <w:keepLines w:val="0"/>
         <w:widowControl/>
@@ -5217,7 +5217,7 @@
                     </pic:cNvPicPr>
                   </pic:nvPicPr>
                   <pic:blipFill>
-                    <a:blip r:embed="rId16"/>
+                    <a:blip r:embed="rId20"/>
                     <a:stretch>
                       <a:fillRect/>
                     </a:stretch>
@@ -5244,7 +5244,7 @@
     </w:p>
     <w:p>
       <w:pPr>
-        <w:pStyle w:val="11"/>
+        <w:pStyle w:val="13"/>
         <w:keepNext w:val="0"/>
         <w:keepLines w:val="0"/>
         <w:widowControl/>
@@ -5295,7 +5295,7 @@
     </w:p>
     <w:p>
       <w:pPr>
-        <w:pStyle w:val="11"/>
+        <w:pStyle w:val="13"/>
         <w:keepNext w:val="0"/>
         <w:keepLines w:val="0"/>
         <w:widowControl/>
@@ -5346,7 +5346,7 @@
     </w:p>
     <w:p>
       <w:pPr>
-        <w:pStyle w:val="11"/>
+        <w:pStyle w:val="13"/>
         <w:keepNext w:val="0"/>
         <w:keepLines w:val="0"/>
         <w:widowControl/>
@@ -5385,7 +5385,7 @@
     </w:p>
     <w:p>
       <w:pPr>
-        <w:pStyle w:val="11"/>
+        <w:pStyle w:val="13"/>
         <w:keepNext w:val="0"/>
         <w:keepLines w:val="0"/>
         <w:widowControl/>
@@ -5424,7 +5424,7 @@
     </w:p>
     <w:p>
       <w:pPr>
-        <w:pStyle w:val="11"/>
+        <w:pStyle w:val="13"/>
         <w:keepNext w:val="0"/>
         <w:keepLines w:val="0"/>
         <w:widowControl/>
@@ -5463,7 +5463,7 @@
     </w:p>
     <w:p>
       <w:pPr>
-        <w:pStyle w:val="11"/>
+        <w:pStyle w:val="13"/>
         <w:keepNext w:val="0"/>
         <w:keepLines w:val="0"/>
         <w:widowControl/>
@@ -5555,7 +5555,7 @@
                     </pic:cNvPicPr>
                   </pic:nvPicPr>
                   <pic:blipFill>
-                    <a:blip r:embed="rId17"/>
+                    <a:blip r:embed="rId21"/>
                     <a:stretch>
                       <a:fillRect/>
                     </a:stretch>
@@ -5582,7 +5582,7 @@
     </w:p>
     <w:p>
       <w:pPr>
-        <w:pStyle w:val="11"/>
+        <w:pStyle w:val="13"/>
         <w:keepNext w:val="0"/>
         <w:keepLines w:val="0"/>
         <w:widowControl/>
@@ -5633,7 +5633,7 @@
     </w:p>
     <w:p>
       <w:pPr>
-        <w:pStyle w:val="11"/>
+        <w:pStyle w:val="13"/>
         <w:keepNext w:val="0"/>
         <w:keepLines w:val="0"/>
         <w:widowControl/>
@@ -5684,7 +5684,7 @@
     </w:p>
     <w:p>
       <w:pPr>
-        <w:pStyle w:val="11"/>
+        <w:pStyle w:val="13"/>
         <w:keepNext w:val="0"/>
         <w:keepLines w:val="0"/>
         <w:widowControl/>
@@ -5723,7 +5723,7 @@
     </w:p>
     <w:p>
       <w:pPr>
-        <w:pStyle w:val="11"/>
+        <w:pStyle w:val="13"/>
         <w:keepNext w:val="0"/>
         <w:keepLines w:val="0"/>
         <w:widowControl/>
@@ -5762,7 +5762,7 @@
     </w:p>
     <w:p>
       <w:pPr>
-        <w:pStyle w:val="11"/>
+        <w:pStyle w:val="13"/>
         <w:keepNext w:val="0"/>
         <w:keepLines w:val="0"/>
         <w:widowControl/>
@@ -5864,7 +5864,7 @@
                     </pic:cNvPicPr>
                   </pic:nvPicPr>
                   <pic:blipFill>
-                    <a:blip r:embed="rId18"/>
+                    <a:blip r:embed="rId22"/>
                     <a:stretch>
                       <a:fillRect/>
                     </a:stretch>
@@ -5931,7 +5931,7 @@
     </w:p>
     <w:p>
       <w:pPr>
-        <w:pStyle w:val="11"/>
+        <w:pStyle w:val="13"/>
         <w:keepNext w:val="0"/>
         <w:keepLines w:val="0"/>
         <w:widowControl/>
@@ -5982,7 +5982,7 @@
     </w:p>
     <w:p>
       <w:pPr>
-        <w:pStyle w:val="9"/>
+        <w:pStyle w:val="11"/>
         <w:keepNext w:val="0"/>
         <w:keepLines w:val="0"/>
         <w:widowControl/>
@@ -6168,7 +6168,7 @@
     </w:p>
     <w:p>
       <w:pPr>
-        <w:pStyle w:val="11"/>
+        <w:pStyle w:val="13"/>
         <w:keepNext w:val="0"/>
         <w:keepLines w:val="0"/>
         <w:widowControl/>
@@ -6211,7 +6211,7 @@
     </w:p>
     <w:p>
       <w:pPr>
-        <w:pStyle w:val="11"/>
+        <w:pStyle w:val="13"/>
         <w:keepNext w:val="0"/>
         <w:keepLines w:val="0"/>
         <w:widowControl/>
@@ -6265,7 +6265,7 @@
                     </pic:cNvPicPr>
                   </pic:nvPicPr>
                   <pic:blipFill>
-                    <a:blip r:embed="rId19"/>
+                    <a:blip r:embed="rId23"/>
                     <a:stretch>
                       <a:fillRect/>
                     </a:stretch>
@@ -6368,7 +6368,7 @@
     </w:p>
     <w:p>
       <w:pPr>
-        <w:pStyle w:val="11"/>
+        <w:pStyle w:val="13"/>
         <w:keepNext w:val="0"/>
         <w:keepLines w:val="0"/>
         <w:widowControl/>
@@ -6419,7 +6419,7 @@
     </w:p>
     <w:p>
       <w:pPr>
-        <w:pStyle w:val="11"/>
+        <w:pStyle w:val="13"/>
         <w:keepNext w:val="0"/>
         <w:keepLines w:val="0"/>
         <w:widowControl/>
@@ -6470,7 +6470,7 @@
     </w:p>
     <w:p>
       <w:pPr>
-        <w:pStyle w:val="11"/>
+        <w:pStyle w:val="13"/>
         <w:keepNext w:val="0"/>
         <w:keepLines w:val="0"/>
         <w:widowControl/>
@@ -6521,7 +6521,7 @@
     </w:p>
     <w:p>
       <w:pPr>
-        <w:pStyle w:val="11"/>
+        <w:pStyle w:val="13"/>
         <w:keepNext w:val="0"/>
         <w:keepLines w:val="0"/>
         <w:widowControl/>
@@ -6560,7 +6560,7 @@
     </w:p>
     <w:p>
       <w:pPr>
-        <w:pStyle w:val="11"/>
+        <w:pStyle w:val="13"/>
         <w:keepNext w:val="0"/>
         <w:keepLines w:val="0"/>
         <w:widowControl/>
@@ -6599,7 +6599,7 @@
     </w:p>
     <w:p>
       <w:pPr>
-        <w:pStyle w:val="11"/>
+        <w:pStyle w:val="13"/>
         <w:keepNext w:val="0"/>
         <w:keepLines w:val="0"/>
         <w:widowControl/>
@@ -6638,7 +6638,7 @@
     </w:p>
     <w:p>
       <w:pPr>
-        <w:pStyle w:val="11"/>
+        <w:pStyle w:val="13"/>
         <w:keepNext w:val="0"/>
         <w:keepLines w:val="0"/>
         <w:widowControl/>
@@ -6677,7 +6677,7 @@
     </w:p>
     <w:p>
       <w:pPr>
-        <w:pStyle w:val="11"/>
+        <w:pStyle w:val="13"/>
         <w:keepNext w:val="0"/>
         <w:keepLines w:val="0"/>
         <w:widowControl/>
@@ -6728,7 +6728,7 @@
     </w:p>
     <w:p>
       <w:pPr>
-        <w:pStyle w:val="11"/>
+        <w:pStyle w:val="13"/>
         <w:keepNext w:val="0"/>
         <w:keepLines w:val="0"/>
         <w:widowControl/>
@@ -6780,7 +6780,7 @@
                     </pic:cNvPicPr>
                   </pic:nvPicPr>
                   <pic:blipFill>
-                    <a:blip r:embed="rId20"/>
+                    <a:blip r:embed="rId24"/>
                     <a:stretch>
                       <a:fillRect/>
                     </a:stretch>
@@ -6835,7 +6835,7 @@
     </w:p>
     <w:p>
       <w:pPr>
-        <w:pStyle w:val="11"/>
+        <w:pStyle w:val="13"/>
         <w:keepNext w:val="0"/>
         <w:keepLines w:val="0"/>
         <w:widowControl/>
@@ -6886,7 +6886,7 @@
     </w:p>
     <w:p>
       <w:pPr>
-        <w:pStyle w:val="11"/>
+        <w:pStyle w:val="13"/>
         <w:keepNext w:val="0"/>
         <w:keepLines w:val="0"/>
         <w:widowControl/>
@@ -6929,7 +6929,7 @@
     </w:p>
     <w:p>
       <w:pPr>
-        <w:pStyle w:val="9"/>
+        <w:pStyle w:val="11"/>
         <w:keepNext w:val="0"/>
         <w:keepLines w:val="0"/>
         <w:widowControl/>
@@ -7271,7 +7271,7 @@
     </w:p>
     <w:p>
       <w:pPr>
-        <w:pStyle w:val="11"/>
+        <w:pStyle w:val="13"/>
         <w:keepNext w:val="0"/>
         <w:keepLines w:val="0"/>
         <w:widowControl/>
@@ -7385,7 +7385,7 @@
                     </pic:cNvPicPr>
                   </pic:nvPicPr>
                   <pic:blipFill>
-                    <a:blip r:embed="rId21"/>
+                    <a:blip r:embed="rId25"/>
                     <a:stretch>
                       <a:fillRect/>
                     </a:stretch>
@@ -7412,7 +7412,7 @@
     </w:p>
     <w:p>
       <w:pPr>
-        <w:pStyle w:val="11"/>
+        <w:pStyle w:val="13"/>
         <w:keepNext w:val="0"/>
         <w:keepLines w:val="0"/>
         <w:widowControl/>
@@ -7463,7 +7463,7 @@
     </w:p>
     <w:p>
       <w:pPr>
-        <w:pStyle w:val="11"/>
+        <w:pStyle w:val="13"/>
         <w:keepNext w:val="0"/>
         <w:keepLines w:val="0"/>
         <w:widowControl/>
@@ -7514,7 +7514,7 @@
     </w:p>
     <w:p>
       <w:pPr>
-        <w:pStyle w:val="11"/>
+        <w:pStyle w:val="13"/>
         <w:keepNext w:val="0"/>
         <w:keepLines w:val="0"/>
         <w:widowControl/>
@@ -7553,7 +7553,7 @@
     </w:p>
     <w:p>
       <w:pPr>
-        <w:pStyle w:val="11"/>
+        <w:pStyle w:val="13"/>
         <w:keepNext w:val="0"/>
         <w:keepLines w:val="0"/>
         <w:widowControl/>
@@ -7592,7 +7592,7 @@
     </w:p>
     <w:p>
       <w:pPr>
-        <w:pStyle w:val="11"/>
+        <w:pStyle w:val="13"/>
         <w:keepNext w:val="0"/>
         <w:keepLines w:val="0"/>
         <w:widowControl/>
@@ -7631,7 +7631,7 @@
     </w:p>
     <w:p>
       <w:pPr>
-        <w:pStyle w:val="11"/>
+        <w:pStyle w:val="13"/>
         <w:keepNext w:val="0"/>
         <w:keepLines w:val="0"/>
         <w:widowControl/>
@@ -7733,7 +7733,7 @@
                     </pic:cNvPicPr>
                   </pic:nvPicPr>
                   <pic:blipFill>
-                    <a:blip r:embed="rId22"/>
+                    <a:blip r:embed="rId26"/>
                     <a:stretch>
                       <a:fillRect/>
                     </a:stretch>
@@ -7760,7 +7760,7 @@
     </w:p>
     <w:p>
       <w:pPr>
-        <w:pStyle w:val="11"/>
+        <w:pStyle w:val="13"/>
         <w:keepNext w:val="0"/>
         <w:keepLines w:val="0"/>
         <w:widowControl/>
@@ -7811,7 +7811,7 @@
     </w:p>
     <w:p>
       <w:pPr>
-        <w:pStyle w:val="11"/>
+        <w:pStyle w:val="13"/>
         <w:keepNext w:val="0"/>
         <w:keepLines w:val="0"/>
         <w:widowControl/>
@@ -7862,7 +7862,7 @@
     </w:p>
     <w:p>
       <w:pPr>
-        <w:pStyle w:val="11"/>
+        <w:pStyle w:val="13"/>
         <w:keepNext w:val="0"/>
         <w:keepLines w:val="0"/>
         <w:widowControl/>
@@ -7901,7 +7901,7 @@
     </w:p>
     <w:p>
       <w:pPr>
-        <w:pStyle w:val="11"/>
+        <w:pStyle w:val="13"/>
         <w:keepNext w:val="0"/>
         <w:keepLines w:val="0"/>
         <w:widowControl/>
@@ -7940,7 +7940,7 @@
     </w:p>
     <w:p>
       <w:pPr>
-        <w:pStyle w:val="11"/>
+        <w:pStyle w:val="13"/>
         <w:keepNext w:val="0"/>
         <w:keepLines w:val="0"/>
         <w:widowControl/>
@@ -7979,7 +7979,7 @@
     </w:p>
     <w:p>
       <w:pPr>
-        <w:pStyle w:val="11"/>
+        <w:pStyle w:val="13"/>
         <w:keepNext w:val="0"/>
         <w:keepLines w:val="0"/>
         <w:widowControl/>
@@ -8018,7 +8018,7 @@
     </w:p>
     <w:p>
       <w:pPr>
-        <w:pStyle w:val="11"/>
+        <w:pStyle w:val="13"/>
         <w:keepNext w:val="0"/>
         <w:keepLines w:val="0"/>
         <w:widowControl/>
@@ -8057,7 +8057,7 @@
     </w:p>
     <w:p>
       <w:pPr>
-        <w:pStyle w:val="11"/>
+        <w:pStyle w:val="13"/>
         <w:keepNext w:val="0"/>
         <w:keepLines w:val="0"/>
         <w:widowControl/>
@@ -8159,7 +8159,7 @@
                     </pic:cNvPicPr>
                   </pic:nvPicPr>
                   <pic:blipFill>
-                    <a:blip r:embed="rId23"/>
+                    <a:blip r:embed="rId27"/>
                     <a:stretch>
                       <a:fillRect/>
                     </a:stretch>
@@ -8186,7 +8186,7 @@
     </w:p>
     <w:p>
       <w:pPr>
-        <w:pStyle w:val="11"/>
+        <w:pStyle w:val="13"/>
         <w:keepNext w:val="0"/>
         <w:keepLines w:val="0"/>
         <w:widowControl/>
@@ -8237,7 +8237,7 @@
     </w:p>
     <w:p>
       <w:pPr>
-        <w:pStyle w:val="11"/>
+        <w:pStyle w:val="13"/>
         <w:keepNext w:val="0"/>
         <w:keepLines w:val="0"/>
         <w:widowControl/>
@@ -8288,7 +8288,7 @@
     </w:p>
     <w:p>
       <w:pPr>
-        <w:pStyle w:val="11"/>
+        <w:pStyle w:val="13"/>
         <w:keepNext w:val="0"/>
         <w:keepLines w:val="0"/>
         <w:widowControl/>
@@ -8327,7 +8327,7 @@
     </w:p>
     <w:p>
       <w:pPr>
-        <w:pStyle w:val="11"/>
+        <w:pStyle w:val="13"/>
         <w:keepNext w:val="0"/>
         <w:keepLines w:val="0"/>
         <w:widowControl/>
@@ -8366,7 +8366,7 @@
     </w:p>
     <w:p>
       <w:pPr>
-        <w:pStyle w:val="11"/>
+        <w:pStyle w:val="13"/>
         <w:keepNext w:val="0"/>
         <w:keepLines w:val="0"/>
         <w:widowControl/>
@@ -8405,7 +8405,7 @@
     </w:p>
     <w:p>
       <w:pPr>
-        <w:pStyle w:val="11"/>
+        <w:pStyle w:val="13"/>
         <w:keepNext w:val="0"/>
         <w:keepLines w:val="0"/>
         <w:widowControl/>
@@ -8453,8 +8453,6 @@
         </w:rPr>
         <w:t xml:space="preserve"> </w:t>
       </w:r>
-      <w:bookmarkStart w:id="0" w:name="_GoBack"/>
-      <w:bookmarkEnd w:id="0"/>
     </w:p>
     <w:p>
       <w:pPr>
@@ -8509,7 +8507,7 @@
                     </pic:cNvPicPr>
                   </pic:nvPicPr>
                   <pic:blipFill>
-                    <a:blip r:embed="rId24"/>
+                    <a:blip r:embed="rId28"/>
                     <a:stretch>
                       <a:fillRect/>
                     </a:stretch>
@@ -8536,7 +8534,7 @@
     </w:p>
     <w:p>
       <w:pPr>
-        <w:pStyle w:val="11"/>
+        <w:pStyle w:val="13"/>
         <w:keepNext w:val="0"/>
         <w:keepLines w:val="0"/>
         <w:widowControl/>
@@ -8588,7 +8586,7 @@
     </w:p>
     <w:p>
       <w:pPr>
-        <w:pStyle w:val="11"/>
+        <w:pStyle w:val="13"/>
         <w:keepNext w:val="0"/>
         <w:keepLines w:val="0"/>
         <w:widowControl/>
@@ -8639,7 +8637,7 @@
     </w:p>
     <w:p>
       <w:pPr>
-        <w:pStyle w:val="9"/>
+        <w:pStyle w:val="11"/>
         <w:keepNext w:val="0"/>
         <w:keepLines w:val="0"/>
         <w:widowControl/>
@@ -8839,7 +8837,7 @@
     </w:p>
     <w:p>
       <w:pPr>
-        <w:pStyle w:val="11"/>
+        <w:pStyle w:val="13"/>
         <w:keepNext w:val="0"/>
         <w:keepLines w:val="0"/>
         <w:widowControl/>
@@ -8890,7 +8888,7 @@
     </w:p>
     <w:p>
       <w:pPr>
-        <w:pStyle w:val="11"/>
+        <w:pStyle w:val="13"/>
         <w:keepNext w:val="0"/>
         <w:keepLines w:val="0"/>
         <w:widowControl/>
@@ -8942,7 +8940,7 @@
                     </pic:cNvPicPr>
                   </pic:nvPicPr>
                   <pic:blipFill>
-                    <a:blip r:embed="rId25"/>
+                    <a:blip r:embed="rId29"/>
                     <a:stretch>
                       <a:fillRect/>
                     </a:stretch>
@@ -9045,7 +9043,7 @@
     </w:p>
     <w:p>
       <w:pPr>
-        <w:pStyle w:val="11"/>
+        <w:pStyle w:val="13"/>
         <w:keepNext w:val="0"/>
         <w:keepLines w:val="0"/>
         <w:widowControl/>
@@ -9096,7 +9094,7 @@
     </w:p>
     <w:p>
       <w:pPr>
-        <w:pStyle w:val="11"/>
+        <w:pStyle w:val="13"/>
         <w:keepNext w:val="0"/>
         <w:keepLines w:val="0"/>
         <w:widowControl/>
@@ -9147,7 +9145,7 @@
     </w:p>
     <w:p>
       <w:pPr>
-        <w:pStyle w:val="11"/>
+        <w:pStyle w:val="13"/>
         <w:keepNext w:val="0"/>
         <w:keepLines w:val="0"/>
         <w:widowControl/>
@@ -9198,7 +9196,7 @@
     </w:p>
     <w:p>
       <w:pPr>
-        <w:pStyle w:val="11"/>
+        <w:pStyle w:val="13"/>
         <w:keepNext w:val="0"/>
         <w:keepLines w:val="0"/>
         <w:widowControl/>
@@ -9237,7 +9235,7 @@
     </w:p>
     <w:p>
       <w:pPr>
-        <w:pStyle w:val="11"/>
+        <w:pStyle w:val="13"/>
         <w:keepNext w:val="0"/>
         <w:keepLines w:val="0"/>
         <w:widowControl/>
@@ -9276,7 +9274,7 @@
     </w:p>
     <w:p>
       <w:pPr>
-        <w:pStyle w:val="11"/>
+        <w:pStyle w:val="13"/>
         <w:keepNext w:val="0"/>
         <w:keepLines w:val="0"/>
         <w:widowControl/>
@@ -9315,7 +9313,7 @@
     </w:p>
     <w:p>
       <w:pPr>
-        <w:pStyle w:val="11"/>
+        <w:pStyle w:val="13"/>
         <w:keepNext w:val="0"/>
         <w:keepLines w:val="0"/>
         <w:widowControl/>
@@ -9354,7 +9352,7 @@
     </w:p>
     <w:p>
       <w:pPr>
-        <w:pStyle w:val="11"/>
+        <w:pStyle w:val="13"/>
         <w:keepNext w:val="0"/>
         <w:keepLines w:val="0"/>
         <w:widowControl/>
@@ -9393,7 +9391,7 @@
     </w:p>
     <w:p>
       <w:pPr>
-        <w:pStyle w:val="11"/>
+        <w:pStyle w:val="13"/>
         <w:keepNext w:val="0"/>
         <w:keepLines w:val="0"/>
         <w:widowControl/>
@@ -9432,7 +9430,7 @@
     </w:p>
     <w:p>
       <w:pPr>
-        <w:pStyle w:val="11"/>
+        <w:pStyle w:val="13"/>
         <w:keepNext w:val="0"/>
         <w:keepLines w:val="0"/>
         <w:widowControl/>
@@ -9483,7 +9481,7 @@
     </w:p>
     <w:p>
       <w:pPr>
-        <w:pStyle w:val="11"/>
+        <w:pStyle w:val="13"/>
         <w:keepNext w:val="0"/>
         <w:keepLines w:val="0"/>
         <w:widowControl/>
@@ -9535,7 +9533,7 @@
                     </pic:cNvPicPr>
                   </pic:nvPicPr>
                   <pic:blipFill>
-                    <a:blip r:embed="rId26"/>
+                    <a:blip r:embed="rId30"/>
                     <a:stretch>
                       <a:fillRect/>
                     </a:stretch>
@@ -9562,7 +9560,7 @@
     </w:p>
     <w:p>
       <w:pPr>
-        <w:pStyle w:val="11"/>
+        <w:pStyle w:val="13"/>
         <w:keepNext w:val="0"/>
         <w:keepLines w:val="0"/>
         <w:widowControl/>
@@ -9613,7 +9611,7 @@
     </w:p>
     <w:p>
       <w:pPr>
-        <w:pStyle w:val="11"/>
+        <w:pStyle w:val="13"/>
         <w:keepNext w:val="0"/>
         <w:keepLines w:val="0"/>
         <w:widowControl/>
@@ -9664,7 +9662,7 @@
     </w:p>
     <w:p>
       <w:pPr>
-        <w:pStyle w:val="11"/>
+        <w:pStyle w:val="13"/>
         <w:keepNext w:val="0"/>
         <w:keepLines w:val="0"/>
         <w:widowControl/>
@@ -9705,7 +9703,7 @@
     </w:p>
     <w:p>
       <w:pPr>
-        <w:pStyle w:val="11"/>
+        <w:pStyle w:val="13"/>
         <w:keepNext w:val="0"/>
         <w:keepLines w:val="0"/>
         <w:widowControl/>
@@ -9746,7 +9744,7 @@
     </w:p>
     <w:p>
       <w:pPr>
-        <w:pStyle w:val="11"/>
+        <w:pStyle w:val="13"/>
         <w:keepNext w:val="0"/>
         <w:keepLines w:val="0"/>
         <w:widowControl/>
@@ -9787,7 +9785,7 @@
     </w:p>
     <w:p>
       <w:pPr>
-        <w:pStyle w:val="11"/>
+        <w:pStyle w:val="13"/>
         <w:keepNext w:val="0"/>
         <w:keepLines w:val="0"/>
         <w:widowControl/>
@@ -9828,7 +9826,7 @@
     </w:p>
     <w:p>
       <w:pPr>
-        <w:pStyle w:val="11"/>
+        <w:pStyle w:val="13"/>
         <w:keepNext w:val="0"/>
         <w:keepLines w:val="0"/>
         <w:widowControl/>
@@ -9869,7 +9867,7 @@
     </w:p>
     <w:p>
       <w:pPr>
-        <w:pStyle w:val="11"/>
+        <w:pStyle w:val="13"/>
         <w:keepNext w:val="0"/>
         <w:keepLines w:val="0"/>
         <w:widowControl/>
@@ -9910,7 +9908,7 @@
     </w:p>
     <w:p>
       <w:pPr>
-        <w:pStyle w:val="11"/>
+        <w:pStyle w:val="13"/>
         <w:keepNext w:val="0"/>
         <w:keepLines w:val="0"/>
         <w:widowControl/>
@@ -9951,7 +9949,7 @@
     </w:p>
     <w:p>
       <w:pPr>
-        <w:pStyle w:val="11"/>
+        <w:pStyle w:val="13"/>
         <w:keepNext w:val="0"/>
         <w:keepLines w:val="0"/>
         <w:widowControl/>
@@ -9992,7 +9990,7 @@
     </w:p>
     <w:p>
       <w:pPr>
-        <w:pStyle w:val="11"/>
+        <w:pStyle w:val="13"/>
         <w:keepNext w:val="0"/>
         <w:keepLines w:val="0"/>
         <w:widowControl/>
@@ -10033,7 +10031,7 @@
     </w:p>
     <w:p>
       <w:pPr>
-        <w:pStyle w:val="11"/>
+        <w:pStyle w:val="13"/>
         <w:keepNext w:val="0"/>
         <w:keepLines w:val="0"/>
         <w:widowControl/>
@@ -10074,7 +10072,7 @@
     </w:p>
     <w:p>
       <w:pPr>
-        <w:pStyle w:val="11"/>
+        <w:pStyle w:val="13"/>
         <w:keepNext w:val="0"/>
         <w:keepLines w:val="0"/>
         <w:widowControl/>
@@ -10115,7 +10113,7 @@
     </w:p>
     <w:p>
       <w:pPr>
-        <w:pStyle w:val="11"/>
+        <w:pStyle w:val="13"/>
         <w:keepNext w:val="0"/>
         <w:keepLines w:val="0"/>
         <w:widowControl/>
@@ -10155,7 +10153,7 @@
     </w:p>
     <w:p>
       <w:pPr>
-        <w:pStyle w:val="11"/>
+        <w:pStyle w:val="13"/>
         <w:keepNext w:val="0"/>
         <w:keepLines w:val="0"/>
         <w:widowControl/>
@@ -10206,7 +10204,7 @@
     </w:p>
     <w:p>
       <w:pPr>
-        <w:pStyle w:val="11"/>
+        <w:pStyle w:val="13"/>
         <w:keepNext w:val="0"/>
         <w:keepLines w:val="0"/>
         <w:widowControl/>
@@ -10258,7 +10256,7 @@
                     </pic:cNvPicPr>
                   </pic:nvPicPr>
                   <pic:blipFill>
-                    <a:blip r:embed="rId27"/>
+                    <a:blip r:embed="rId31"/>
                     <a:stretch>
                       <a:fillRect/>
                     </a:stretch>
@@ -10313,7 +10311,7 @@
     </w:p>
     <w:p>
       <w:pPr>
-        <w:pStyle w:val="11"/>
+        <w:pStyle w:val="13"/>
         <w:keepNext w:val="0"/>
         <w:keepLines w:val="0"/>
         <w:widowControl/>
@@ -10392,7 +10390,7 @@
     </w:p>
     <w:p>
       <w:pPr>
-        <w:pStyle w:val="11"/>
+        <w:pStyle w:val="13"/>
         <w:keepNext w:val="0"/>
         <w:keepLines w:val="0"/>
         <w:widowControl/>
@@ -10443,7 +10441,7 @@
     </w:p>
     <w:p>
       <w:pPr>
-        <w:pStyle w:val="11"/>
+        <w:pStyle w:val="13"/>
         <w:keepNext w:val="0"/>
         <w:keepLines w:val="0"/>
         <w:widowControl/>
@@ -10482,7 +10480,7 @@
     </w:p>
     <w:p>
       <w:pPr>
-        <w:pStyle w:val="11"/>
+        <w:pStyle w:val="13"/>
         <w:keepNext w:val="0"/>
         <w:keepLines w:val="0"/>
         <w:widowControl/>
@@ -10521,7 +10519,7 @@
     </w:p>
     <w:p>
       <w:pPr>
-        <w:pStyle w:val="11"/>
+        <w:pStyle w:val="13"/>
         <w:keepNext w:val="0"/>
         <w:keepLines w:val="0"/>
         <w:widowControl/>
@@ -10560,7 +10558,7 @@
     </w:p>
     <w:p>
       <w:pPr>
-        <w:pStyle w:val="11"/>
+        <w:pStyle w:val="13"/>
         <w:keepNext w:val="0"/>
         <w:keepLines w:val="0"/>
         <w:widowControl/>
@@ -10599,7 +10597,7 @@
     </w:p>
     <w:p>
       <w:pPr>
-        <w:pStyle w:val="11"/>
+        <w:pStyle w:val="13"/>
         <w:keepNext w:val="0"/>
         <w:keepLines w:val="0"/>
         <w:widowControl/>
@@ -10638,7 +10636,7 @@
     </w:p>
     <w:p>
       <w:pPr>
-        <w:pStyle w:val="11"/>
+        <w:pStyle w:val="13"/>
         <w:keepNext w:val="0"/>
         <w:keepLines w:val="0"/>
         <w:widowControl/>
@@ -10677,7 +10675,7 @@
     </w:p>
     <w:p>
       <w:pPr>
-        <w:pStyle w:val="11"/>
+        <w:pStyle w:val="13"/>
         <w:keepNext w:val="0"/>
         <w:keepLines w:val="0"/>
         <w:widowControl/>
@@ -10779,7 +10777,7 @@
                     </pic:cNvPicPr>
                   </pic:nvPicPr>
                   <pic:blipFill>
-                    <a:blip r:embed="rId28"/>
+                    <a:blip r:embed="rId32"/>
                     <a:stretch>
                       <a:fillRect/>
                     </a:stretch>
@@ -10854,7 +10852,7 @@
     </w:p>
     <w:p>
       <w:pPr>
-        <w:pStyle w:val="11"/>
+        <w:pStyle w:val="13"/>
         <w:keepNext w:val="0"/>
         <w:keepLines w:val="0"/>
         <w:widowControl/>
@@ -10905,7 +10903,7 @@
     </w:p>
     <w:p>
       <w:pPr>
-        <w:pStyle w:val="11"/>
+        <w:pStyle w:val="13"/>
         <w:keepNext w:val="0"/>
         <w:keepLines w:val="0"/>
         <w:widowControl/>
@@ -10956,7 +10954,7 @@
     </w:p>
     <w:p>
       <w:pPr>
-        <w:pStyle w:val="11"/>
+        <w:pStyle w:val="13"/>
         <w:keepNext w:val="0"/>
         <w:keepLines w:val="0"/>
         <w:widowControl/>
@@ -10999,7 +10997,7 @@
     </w:p>
     <w:p>
       <w:pPr>
-        <w:pStyle w:val="11"/>
+        <w:pStyle w:val="13"/>
         <w:keepNext w:val="0"/>
         <w:keepLines w:val="0"/>
         <w:widowControl/>
@@ -11042,7 +11040,7 @@
     </w:p>
     <w:p>
       <w:pPr>
-        <w:pStyle w:val="11"/>
+        <w:pStyle w:val="13"/>
         <w:keepNext w:val="0"/>
         <w:keepLines w:val="0"/>
         <w:widowControl/>
@@ -11085,7 +11083,7 @@
     </w:p>
     <w:p>
       <w:pPr>
-        <w:pStyle w:val="11"/>
+        <w:pStyle w:val="13"/>
         <w:keepNext w:val="0"/>
         <w:keepLines w:val="0"/>
         <w:widowControl/>
@@ -11128,7 +11126,7 @@
     </w:p>
     <w:p>
       <w:pPr>
-        <w:pStyle w:val="11"/>
+        <w:pStyle w:val="13"/>
         <w:keepNext w:val="0"/>
         <w:keepLines w:val="0"/>
         <w:widowControl/>
@@ -11171,7 +11169,7 @@
     </w:p>
     <w:p>
       <w:pPr>
-        <w:pStyle w:val="11"/>
+        <w:pStyle w:val="13"/>
         <w:keepNext w:val="0"/>
         <w:keepLines w:val="0"/>
         <w:widowControl/>
@@ -11214,7 +11212,7 @@
     </w:p>
     <w:p>
       <w:pPr>
-        <w:pStyle w:val="11"/>
+        <w:pStyle w:val="13"/>
         <w:keepNext w:val="0"/>
         <w:keepLines w:val="0"/>
         <w:widowControl/>
@@ -11257,7 +11255,7 @@
     </w:p>
     <w:p>
       <w:pPr>
-        <w:pStyle w:val="11"/>
+        <w:pStyle w:val="13"/>
         <w:keepNext w:val="0"/>
         <w:keepLines w:val="0"/>
         <w:widowControl/>
@@ -11359,7 +11357,7 @@
                     </pic:cNvPicPr>
                   </pic:nvPicPr>
                   <pic:blipFill>
-                    <a:blip r:embed="rId29"/>
+                    <a:blip r:embed="rId33"/>
                     <a:stretch>
                       <a:fillRect/>
                     </a:stretch>
@@ -11386,7 +11384,7 @@
     </w:p>
     <w:p>
       <w:pPr>
-        <w:pStyle w:val="11"/>
+        <w:pStyle w:val="13"/>
         <w:keepNext w:val="0"/>
         <w:keepLines w:val="0"/>
         <w:widowControl/>
@@ -11465,7 +11463,7 @@
     </w:p>
     <w:p>
       <w:pPr>
-        <w:pStyle w:val="11"/>
+        <w:pStyle w:val="13"/>
         <w:keepNext w:val="0"/>
         <w:keepLines w:val="0"/>
         <w:widowControl/>
@@ -11516,7 +11514,7 @@
     </w:p>
     <w:p>
       <w:pPr>
-        <w:pStyle w:val="9"/>
+        <w:pStyle w:val="11"/>
         <w:keepNext w:val="0"/>
         <w:keepLines w:val="0"/>
         <w:widowControl/>
@@ -11836,7 +11834,7 @@
     </w:p>
     <w:p>
       <w:pPr>
-        <w:pStyle w:val="11"/>
+        <w:pStyle w:val="13"/>
         <w:keepNext w:val="0"/>
         <w:keepLines w:val="0"/>
         <w:widowControl/>
@@ -11938,7 +11936,7 @@
                     </pic:cNvPicPr>
                   </pic:nvPicPr>
                   <pic:blipFill>
-                    <a:blip r:embed="rId30"/>
+                    <a:blip r:embed="rId34"/>
                     <a:stretch>
                       <a:fillRect/>
                     </a:stretch>
@@ -11965,7 +11963,7 @@
     </w:p>
     <w:p>
       <w:pPr>
-        <w:pStyle w:val="11"/>
+        <w:pStyle w:val="13"/>
         <w:keepNext w:val="0"/>
         <w:keepLines w:val="0"/>
         <w:widowControl/>
@@ -12016,7 +12014,7 @@
     </w:p>
     <w:p>
       <w:pPr>
-        <w:pStyle w:val="11"/>
+        <w:pStyle w:val="13"/>
         <w:keepNext w:val="0"/>
         <w:keepLines w:val="0"/>
         <w:widowControl/>
@@ -12333,7 +12331,7 @@
     </w:p>
     <w:p>
       <w:pPr>
-        <w:pStyle w:val="11"/>
+        <w:pStyle w:val="13"/>
         <w:keepNext w:val="0"/>
         <w:keepLines w:val="0"/>
         <w:widowControl/>
@@ -12376,7 +12374,7 @@
     </w:p>
     <w:p>
       <w:pPr>
-        <w:pStyle w:val="11"/>
+        <w:pStyle w:val="13"/>
         <w:keepNext w:val="0"/>
         <w:keepLines w:val="0"/>
         <w:widowControl/>
@@ -12428,7 +12426,7 @@
                     </pic:cNvPicPr>
                   </pic:nvPicPr>
                   <pic:blipFill>
-                    <a:blip r:embed="rId31"/>
+                    <a:blip r:embed="rId35"/>
                     <a:stretch>
                       <a:fillRect/>
                     </a:stretch>
@@ -12455,7 +12453,7 @@
     </w:p>
     <w:p>
       <w:pPr>
-        <w:pStyle w:val="11"/>
+        <w:pStyle w:val="13"/>
         <w:keepNext w:val="0"/>
         <w:keepLines w:val="0"/>
         <w:widowControl/>
@@ -12784,7 +12782,7 @@
     </w:p>
     <w:p>
       <w:pPr>
-        <w:pStyle w:val="11"/>
+        <w:pStyle w:val="13"/>
         <w:keepNext w:val="0"/>
         <w:keepLines w:val="0"/>
         <w:widowControl/>
@@ -12835,7 +12833,7 @@
     </w:p>
     <w:p>
       <w:pPr>
-        <w:pStyle w:val="11"/>
+        <w:pStyle w:val="13"/>
         <w:keepNext w:val="0"/>
         <w:keepLines w:val="0"/>
         <w:widowControl/>
@@ -12887,7 +12885,7 @@
                     </pic:cNvPicPr>
                   </pic:nvPicPr>
                   <pic:blipFill>
-                    <a:blip r:embed="rId32"/>
+                    <a:blip r:embed="rId36"/>
                     <a:stretch>
                       <a:fillRect/>
                     </a:stretch>
@@ -12914,7 +12912,7 @@
     </w:p>
     <w:p>
       <w:pPr>
-        <w:pStyle w:val="11"/>
+        <w:pStyle w:val="13"/>
         <w:keepNext w:val="0"/>
         <w:keepLines w:val="0"/>
         <w:widowControl/>
@@ -12965,7 +12963,7 @@
     </w:p>
     <w:p>
       <w:pPr>
-        <w:pStyle w:val="11"/>
+        <w:pStyle w:val="13"/>
         <w:keepNext w:val="0"/>
         <w:keepLines w:val="0"/>
         <w:widowControl/>
@@ -13028,7 +13026,7 @@
     </w:p>
     <w:p>
       <w:pPr>
-        <w:pStyle w:val="9"/>
+        <w:pStyle w:val="11"/>
         <w:keepNext w:val="0"/>
         <w:keepLines w:val="0"/>
         <w:widowControl/>
@@ -13592,7 +13590,7 @@
     </w:p>
     <w:p>
       <w:pPr>
-        <w:pStyle w:val="11"/>
+        <w:pStyle w:val="13"/>
         <w:keepNext w:val="0"/>
         <w:keepLines w:val="0"/>
         <w:widowControl/>
@@ -13694,7 +13692,7 @@
                     </pic:cNvPicPr>
                   </pic:nvPicPr>
                   <pic:blipFill>
-                    <a:blip r:embed="rId33"/>
+                    <a:blip r:embed="rId37"/>
                     <a:stretch>
                       <a:fillRect/>
                     </a:stretch>
@@ -13721,7 +13719,7 @@
     </w:p>
     <w:p>
       <w:pPr>
-        <w:pStyle w:val="11"/>
+        <w:pStyle w:val="13"/>
         <w:keepNext w:val="0"/>
         <w:keepLines w:val="0"/>
         <w:widowControl/>
@@ -13772,7 +13770,7 @@
     </w:p>
     <w:p>
       <w:pPr>
-        <w:pStyle w:val="11"/>
+        <w:pStyle w:val="13"/>
         <w:keepNext w:val="0"/>
         <w:keepLines w:val="0"/>
         <w:widowControl/>
@@ -14165,7 +14163,7 @@
     </w:p>
     <w:p>
       <w:pPr>
-        <w:pStyle w:val="11"/>
+        <w:pStyle w:val="13"/>
         <w:keepNext w:val="0"/>
         <w:keepLines w:val="0"/>
         <w:widowControl/>
@@ -14216,7 +14214,7 @@
     </w:p>
     <w:p>
       <w:pPr>
-        <w:pStyle w:val="11"/>
+        <w:pStyle w:val="13"/>
         <w:keepNext w:val="0"/>
         <w:keepLines w:val="0"/>
         <w:widowControl/>
@@ -14268,7 +14266,7 @@
                     </pic:cNvPicPr>
                   </pic:nvPicPr>
                   <pic:blipFill>
-                    <a:blip r:embed="rId34"/>
+                    <a:blip r:embed="rId38"/>
                     <a:stretch>
                       <a:fillRect/>
                     </a:stretch>
@@ -14343,7 +14341,7 @@
     </w:p>
     <w:p>
       <w:pPr>
-        <w:pStyle w:val="11"/>
+        <w:pStyle w:val="13"/>
         <w:keepNext w:val="0"/>
         <w:keepLines w:val="0"/>
         <w:widowControl/>
@@ -14394,7 +14392,7 @@
     </w:p>
     <w:p>
       <w:pPr>
-        <w:pStyle w:val="11"/>
+        <w:pStyle w:val="13"/>
         <w:keepNext w:val="0"/>
         <w:keepLines w:val="0"/>
         <w:widowControl/>
@@ -14445,7 +14443,7 @@
     </w:p>
     <w:p>
       <w:pPr>
-        <w:pStyle w:val="11"/>
+        <w:pStyle w:val="13"/>
         <w:keepNext w:val="0"/>
         <w:keepLines w:val="0"/>
         <w:widowControl/>
@@ -14496,7 +14494,7 @@
     </w:p>
     <w:p>
       <w:pPr>
-        <w:pStyle w:val="11"/>
+        <w:pStyle w:val="13"/>
         <w:keepNext w:val="0"/>
         <w:keepLines w:val="0"/>
         <w:widowControl/>
@@ -14886,7 +14884,7 @@
     </w:p>
     <w:p>
       <w:pPr>
-        <w:pStyle w:val="11"/>
+        <w:pStyle w:val="13"/>
         <w:keepNext w:val="0"/>
         <w:keepLines w:val="0"/>
         <w:widowControl/>
@@ -14927,7 +14925,7 @@
     </w:p>
     <w:p>
       <w:pPr>
-        <w:pStyle w:val="11"/>
+        <w:pStyle w:val="13"/>
         <w:keepNext w:val="0"/>
         <w:keepLines w:val="0"/>
         <w:widowControl/>
@@ -14968,7 +14966,7 @@
     </w:p>
     <w:p>
       <w:pPr>
-        <w:pStyle w:val="11"/>
+        <w:pStyle w:val="13"/>
         <w:keepNext w:val="0"/>
         <w:keepLines w:val="0"/>
         <w:widowControl/>
@@ -15009,7 +15007,7 @@
     </w:p>
     <w:p>
       <w:pPr>
-        <w:pStyle w:val="11"/>
+        <w:pStyle w:val="13"/>
         <w:keepNext w:val="0"/>
         <w:keepLines w:val="0"/>
         <w:widowControl/>
@@ -15050,7 +15048,7 @@
     </w:p>
     <w:p>
       <w:pPr>
-        <w:pStyle w:val="11"/>
+        <w:pStyle w:val="13"/>
         <w:keepNext w:val="0"/>
         <w:keepLines w:val="0"/>
         <w:widowControl/>
@@ -15091,7 +15089,7 @@
     </w:p>
     <w:p>
       <w:pPr>
-        <w:pStyle w:val="11"/>
+        <w:pStyle w:val="13"/>
         <w:keepNext w:val="0"/>
         <w:keepLines w:val="0"/>
         <w:widowControl/>
@@ -15193,7 +15191,7 @@
                     </pic:cNvPicPr>
                   </pic:nvPicPr>
                   <pic:blipFill>
-                    <a:blip r:embed="rId35"/>
+                    <a:blip r:embed="rId39"/>
                     <a:stretch>
                       <a:fillRect/>
                     </a:stretch>
@@ -15220,7 +15218,7 @@
     </w:p>
     <w:p>
       <w:pPr>
-        <w:pStyle w:val="11"/>
+        <w:pStyle w:val="13"/>
         <w:keepNext w:val="0"/>
         <w:keepLines w:val="0"/>
         <w:widowControl/>
@@ -15271,7 +15269,7 @@
     </w:p>
     <w:p>
       <w:pPr>
-        <w:pStyle w:val="11"/>
+        <w:pStyle w:val="13"/>
         <w:keepNext w:val="0"/>
         <w:keepLines w:val="0"/>
         <w:widowControl/>
@@ -15428,7 +15426,7 @@
     </w:p>
     <w:p>
       <w:pPr>
-        <w:pStyle w:val="11"/>
+        <w:pStyle w:val="13"/>
         <w:keepNext w:val="0"/>
         <w:keepLines w:val="0"/>
         <w:widowControl/>
@@ -15530,7 +15528,7 @@
                     </pic:cNvPicPr>
                   </pic:nvPicPr>
                   <pic:blipFill>
-                    <a:blip r:embed="rId36"/>
+                    <a:blip r:embed="rId40"/>
                     <a:stretch>
                       <a:fillRect/>
                     </a:stretch>
@@ -15557,7 +15555,7 @@
     </w:p>
     <w:p>
       <w:pPr>
-        <w:pStyle w:val="11"/>
+        <w:pStyle w:val="13"/>
         <w:keepNext w:val="0"/>
         <w:keepLines w:val="0"/>
         <w:widowControl/>
@@ -15608,7 +15606,7 @@
     </w:p>
     <w:p>
       <w:pPr>
-        <w:pStyle w:val="11"/>
+        <w:pStyle w:val="13"/>
         <w:keepNext w:val="0"/>
         <w:keepLines w:val="0"/>
         <w:widowControl/>
@@ -15849,7 +15847,7 @@
     </w:p>
     <w:p>
       <w:pPr>
-        <w:pStyle w:val="11"/>
+        <w:pStyle w:val="13"/>
         <w:keepNext w:val="0"/>
         <w:keepLines w:val="0"/>
         <w:widowControl/>
@@ -15900,7 +15898,7 @@
     </w:p>
     <w:p>
       <w:pPr>
-        <w:pStyle w:val="11"/>
+        <w:pStyle w:val="13"/>
         <w:keepNext w:val="0"/>
         <w:keepLines w:val="0"/>
         <w:widowControl/>
@@ -15952,7 +15950,7 @@
                     </pic:cNvPicPr>
                   </pic:nvPicPr>
                   <pic:blipFill>
-                    <a:blip r:embed="rId37"/>
+                    <a:blip r:embed="rId41"/>
                     <a:stretch>
                       <a:fillRect/>
                     </a:stretch>
@@ -15979,7 +15977,7 @@
     </w:p>
     <w:p>
       <w:pPr>
-        <w:pStyle w:val="11"/>
+        <w:pStyle w:val="13"/>
         <w:keepNext w:val="0"/>
         <w:keepLines w:val="0"/>
         <w:widowControl/>
@@ -16030,7 +16028,7 @@
     </w:p>
     <w:p>
       <w:pPr>
-        <w:pStyle w:val="11"/>
+        <w:pStyle w:val="13"/>
         <w:keepNext w:val="0"/>
         <w:keepLines w:val="0"/>
         <w:widowControl/>
@@ -16073,7 +16071,7 @@
     </w:p>
     <w:p>
       <w:pPr>
-        <w:pStyle w:val="11"/>
+        <w:pStyle w:val="13"/>
         <w:keepNext w:val="0"/>
         <w:keepLines w:val="0"/>
         <w:widowControl/>
@@ -16116,7 +16114,7 @@
     </w:p>
     <w:p>
       <w:pPr>
-        <w:pStyle w:val="11"/>
+        <w:pStyle w:val="13"/>
         <w:keepNext w:val="0"/>
         <w:keepLines w:val="0"/>
         <w:widowControl/>
@@ -16159,7 +16157,7 @@
     </w:p>
     <w:p>
       <w:pPr>
-        <w:pStyle w:val="11"/>
+        <w:pStyle w:val="13"/>
         <w:keepNext w:val="0"/>
         <w:keepLines w:val="0"/>
         <w:widowControl/>
@@ -16202,7 +16200,7 @@
     </w:p>
     <w:p>
       <w:pPr>
-        <w:pStyle w:val="11"/>
+        <w:pStyle w:val="13"/>
         <w:keepNext w:val="0"/>
         <w:keepLines w:val="0"/>
         <w:widowControl/>
@@ -16245,7 +16243,7 @@
     </w:p>
     <w:p>
       <w:pPr>
-        <w:pStyle w:val="11"/>
+        <w:pStyle w:val="13"/>
         <w:keepNext w:val="0"/>
         <w:keepLines w:val="0"/>
         <w:widowControl/>
@@ -16288,7 +16286,7 @@
     </w:p>
     <w:p>
       <w:pPr>
-        <w:pStyle w:val="11"/>
+        <w:pStyle w:val="13"/>
         <w:keepNext w:val="0"/>
         <w:keepLines w:val="0"/>
         <w:widowControl/>
@@ -16331,7 +16329,7 @@
     </w:p>
     <w:p>
       <w:pPr>
-        <w:pStyle w:val="11"/>
+        <w:pStyle w:val="13"/>
         <w:keepNext w:val="0"/>
         <w:keepLines w:val="0"/>
         <w:widowControl/>
@@ -16374,7 +16372,7 @@
     </w:p>
     <w:p>
       <w:pPr>
-        <w:pStyle w:val="11"/>
+        <w:pStyle w:val="13"/>
         <w:keepNext w:val="0"/>
         <w:keepLines w:val="0"/>
         <w:widowControl/>
@@ -16417,7 +16415,7 @@
     </w:p>
     <w:p>
       <w:pPr>
-        <w:pStyle w:val="11"/>
+        <w:pStyle w:val="13"/>
         <w:keepNext w:val="0"/>
         <w:keepLines w:val="0"/>
         <w:widowControl/>
@@ -16460,7 +16458,7 @@
     </w:p>
     <w:p>
       <w:pPr>
-        <w:pStyle w:val="11"/>
+        <w:pStyle w:val="13"/>
         <w:keepNext w:val="0"/>
         <w:keepLines w:val="0"/>
         <w:widowControl/>
@@ -16503,7 +16501,7 @@
     </w:p>
     <w:p>
       <w:pPr>
-        <w:pStyle w:val="11"/>
+        <w:pStyle w:val="13"/>
         <w:keepNext w:val="0"/>
         <w:keepLines w:val="0"/>
         <w:widowControl/>
@@ -16546,7 +16544,7 @@
     </w:p>
     <w:p>
       <w:pPr>
-        <w:pStyle w:val="11"/>
+        <w:pStyle w:val="13"/>
         <w:keepNext w:val="0"/>
         <w:keepLines w:val="0"/>
         <w:widowControl/>
@@ -16589,7 +16587,7 @@
     </w:p>
     <w:p>
       <w:pPr>
-        <w:pStyle w:val="11"/>
+        <w:pStyle w:val="13"/>
         <w:keepNext w:val="0"/>
         <w:keepLines w:val="0"/>
         <w:widowControl/>
@@ -16632,7 +16630,7 @@
     </w:p>
     <w:p>
       <w:pPr>
-        <w:pStyle w:val="11"/>
+        <w:pStyle w:val="13"/>
         <w:keepNext w:val="0"/>
         <w:keepLines w:val="0"/>
         <w:widowControl/>
@@ -16675,7 +16673,7 @@
     </w:p>
     <w:p>
       <w:pPr>
-        <w:pStyle w:val="11"/>
+        <w:pStyle w:val="13"/>
         <w:keepNext w:val="0"/>
         <w:keepLines w:val="0"/>
         <w:widowControl/>
@@ -16718,7 +16716,7 @@
     </w:p>
     <w:p>
       <w:pPr>
-        <w:pStyle w:val="11"/>
+        <w:pStyle w:val="13"/>
         <w:keepNext w:val="0"/>
         <w:keepLines w:val="0"/>
         <w:widowControl/>
@@ -16761,7 +16759,7 @@
     </w:p>
     <w:p>
       <w:pPr>
-        <w:pStyle w:val="11"/>
+        <w:pStyle w:val="13"/>
         <w:keepNext w:val="0"/>
         <w:keepLines w:val="0"/>
         <w:widowControl/>
@@ -16812,7 +16810,7 @@
     </w:p>
     <w:p>
       <w:pPr>
-        <w:pStyle w:val="11"/>
+        <w:pStyle w:val="13"/>
         <w:keepNext w:val="0"/>
         <w:keepLines w:val="0"/>
         <w:widowControl/>
@@ -16864,7 +16862,7 @@
                     </pic:cNvPicPr>
                   </pic:nvPicPr>
                   <pic:blipFill>
-                    <a:blip r:embed="rId38"/>
+                    <a:blip r:embed="rId42"/>
                     <a:stretch>
                       <a:fillRect/>
                     </a:stretch>
@@ -16950,13 +16948,206 @@
       </w:pPr>
     </w:p>
     <w:sectPr>
+      <w:headerReference r:id="rId4" w:type="first"/>
+      <w:footerReference r:id="rId6" w:type="first"/>
+      <w:headerReference r:id="rId3" w:type="default"/>
+      <w:footerReference r:id="rId5" w:type="default"/>
       <w:pgSz w:w="11906" w:h="16838"/>
       <w:pgMar w:top="1440" w:right="1800" w:bottom="1440" w:left="1800" w:header="720" w:footer="720" w:gutter="0"/>
       <w:cols w:space="720" w:num="1"/>
+      <w:titlePg/>
       <w:docGrid w:linePitch="360" w:charSpace="0"/>
     </w:sectPr>
   </w:body>
 </w:document>
+</file>
+
+<file path=word/footer1.xml><?xml version="1.0" encoding="utf-8"?>
+<w:ftr xmlns:wpc="http://schemas.microsoft.com/office/word/2010/wordprocessingCanvas" xmlns:mc="http://schemas.openxmlformats.org/markup-compatibility/2006" xmlns:o="urn:schemas-microsoft-com:office:office" xmlns:r="http://schemas.openxmlformats.org/officeDocument/2006/relationships" xmlns:m="http://schemas.openxmlformats.org/officeDocument/2006/math" xmlns:v="urn:schemas-microsoft-com:vml" xmlns:wp14="http://schemas.microsoft.com/office/word/2010/wordprocessingDrawing" xmlns:wp="http://schemas.openxmlformats.org/drawingml/2006/wordprocessingDrawing" xmlns:w10="urn:schemas-microsoft-com:office:word" xmlns:w="http://schemas.openxmlformats.org/wordprocessingml/2006/main" xmlns:w14="http://schemas.microsoft.com/office/word/2010/wordml" xmlns:w15="http://schemas.microsoft.com/office/word/2012/wordml" xmlns:wpg="http://schemas.microsoft.com/office/word/2010/wordprocessingGroup" xmlns:wpi="http://schemas.microsoft.com/office/word/2010/wordprocessingInk" xmlns:wne="http://schemas.microsoft.com/office/word/2006/wordml" xmlns:wps="http://schemas.microsoft.com/office/word/2010/wordprocessingShape" xmlns:wpsCustomData="http://www.wps.cn/officeDocument/2013/wpsCustomData" mc:Ignorable="w14 w15 wp14">
+  <w:p>
+    <w:pPr>
+      <w:pStyle w:val="8"/>
+    </w:pPr>
+  </w:p>
+  <w:p>
+    <w:pPr>
+      <w:pStyle w:val="8"/>
+    </w:pPr>
+    <w:r>
+      <w:rPr>
+        <w:sz w:val="18"/>
+      </w:rPr>
+      <mc:AlternateContent>
+        <mc:Choice Requires="wps">
+          <w:drawing>
+            <wp:anchor distT="0" distB="0" distL="114300" distR="114300" simplePos="0" relativeHeight="251659264" behindDoc="0" locked="0" layoutInCell="1" allowOverlap="1">
+              <wp:simplePos x="0" y="0"/>
+              <wp:positionH relativeFrom="margin">
+                <wp:align>right</wp:align>
+              </wp:positionH>
+              <wp:positionV relativeFrom="paragraph">
+                <wp:posOffset>0</wp:posOffset>
+              </wp:positionV>
+              <wp:extent cx="1828800" cy="1828800"/>
+              <wp:effectExtent l="0" t="0" r="0" b="0"/>
+              <wp:wrapNone/>
+              <wp:docPr id="36" name="Text Box 36"/>
+              <wp:cNvGraphicFramePr/>
+              <a:graphic xmlns:a="http://schemas.openxmlformats.org/drawingml/2006/main">
+                <a:graphicData uri="http://schemas.microsoft.com/office/word/2010/wordprocessingShape">
+                  <wps:wsp>
+                    <wps:cNvSpPr txBox="1"/>
+                    <wps:spPr>
+                      <a:xfrm>
+                        <a:off x="0" y="0"/>
+                        <a:ext cx="1828800" cy="1828800"/>
+                      </a:xfrm>
+                      <a:prstGeom prst="rect">
+                        <a:avLst/>
+                      </a:prstGeom>
+                      <a:noFill/>
+                      <a:ln w="6350">
+                        <a:noFill/>
+                      </a:ln>
+                      <a:extLst>
+                        <a:ext uri="{909E8E84-426E-40DD-AFC4-6F175D3DCCD1}">
+                          <a14:hiddenFill xmlns:a14="http://schemas.microsoft.com/office/drawing/2010/main">
+                            <a:solidFill>
+                              <a:schemeClr val="lt1"/>
+                            </a:solidFill>
+                          </a14:hiddenFill>
+                        </a:ext>
+                        <a:ext uri="{91240B29-F687-4F45-9708-019B960494DF}">
+                          <a14:hiddenLine xmlns:a14="http://schemas.microsoft.com/office/drawing/2010/main" w="6350">
+                            <a:solidFill>
+                              <a:prstClr val="black"/>
+                            </a:solidFill>
+                          </a14:hiddenLine>
+                        </a:ext>
+                      </a:extLst>
+                    </wps:spPr>
+                    <wps:style>
+                      <a:lnRef idx="0">
+                        <a:schemeClr val="accent1"/>
+                      </a:lnRef>
+                      <a:fillRef idx="0">
+                        <a:schemeClr val="accent1"/>
+                      </a:fillRef>
+                      <a:effectRef idx="0">
+                        <a:schemeClr val="accent1"/>
+                      </a:effectRef>
+                      <a:fontRef idx="minor">
+                        <a:schemeClr val="dk1"/>
+                      </a:fontRef>
+                    </wps:style>
+                    <wps:txbx>
+                      <w:txbxContent>
+                        <w:p>
+                          <w:pPr>
+                            <w:pStyle w:val="8"/>
+                          </w:pPr>
+                          <w:r>
+                            <w:fldChar w:fldCharType="begin"/>
+                          </w:r>
+                          <w:r>
+                            <w:instrText xml:space="preserve"> PAGE  \* MERGEFORMAT </w:instrText>
+                          </w:r>
+                          <w:r>
+                            <w:fldChar w:fldCharType="separate"/>
+                          </w:r>
+                          <w:r>
+                            <w:t>1</w:t>
+                          </w:r>
+                          <w:r>
+                            <w:fldChar w:fldCharType="end"/>
+                          </w:r>
+                        </w:p>
+                      </w:txbxContent>
+                    </wps:txbx>
+                    <wps:bodyPr rot="0" spcFirstLastPara="0" vertOverflow="overflow" horzOverflow="overflow" vert="horz" wrap="none" lIns="0" tIns="0" rIns="0" bIns="0" numCol="1" spcCol="0" rtlCol="0" fromWordArt="0" anchor="t" anchorCtr="0" forceAA="0" upright="0" compatLnSpc="1">
+                      <a:spAutoFit/>
+                    </wps:bodyPr>
+                  </wps:wsp>
+                </a:graphicData>
+              </a:graphic>
+            </wp:anchor>
+          </w:drawing>
+        </mc:Choice>
+        <mc:Fallback>
+          <w:pict>
+            <v:shape id="_x0000_s1026" o:spid="_x0000_s1026" o:spt="202" type="#_x0000_t202" style="position:absolute;left:0pt;margin-top:0pt;height:144pt;width:144pt;mso-position-horizontal:right;mso-position-horizontal-relative:margin;mso-wrap-style:none;z-index:251659264;mso-width-relative:page;mso-height-relative:page;" filled="f" stroked="f" coordsize="21600,21600" o:gfxdata="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">
+              <v:fill on="f" focussize="0,0"/>
+              <v:stroke on="f" weight="0.5pt"/>
+              <v:imagedata o:title=""/>
+              <o:lock v:ext="edit" aspectratio="f"/>
+              <v:textbox inset="0mm,0mm,0mm,0mm" style="mso-fit-shape-to-text:t;">
+                <w:txbxContent>
+                  <w:p>
+                    <w:pPr>
+                      <w:pStyle w:val="8"/>
+                    </w:pPr>
+                    <w:r>
+                      <w:fldChar w:fldCharType="begin"/>
+                    </w:r>
+                    <w:r>
+                      <w:instrText xml:space="preserve"> PAGE  \* MERGEFORMAT </w:instrText>
+                    </w:r>
+                    <w:r>
+                      <w:fldChar w:fldCharType="separate"/>
+                    </w:r>
+                    <w:r>
+                      <w:t>1</w:t>
+                    </w:r>
+                    <w:r>
+                      <w:fldChar w:fldCharType="end"/>
+                    </w:r>
+                  </w:p>
+                </w:txbxContent>
+              </v:textbox>
+            </v:shape>
+          </w:pict>
+        </mc:Fallback>
+      </mc:AlternateContent>
+    </w:r>
+  </w:p>
+</w:ftr>
+</file>
+
+<file path=word/footer2.xml><?xml version="1.0" encoding="utf-8"?>
+<w:ftr xmlns:wpc="http://schemas.microsoft.com/office/word/2010/wordprocessingCanvas" xmlns:mc="http://schemas.openxmlformats.org/markup-compatibility/2006" xmlns:o="urn:schemas-microsoft-com:office:office" xmlns:r="http://schemas.openxmlformats.org/officeDocument/2006/relationships" xmlns:m="http://schemas.openxmlformats.org/officeDocument/2006/math" xmlns:v="urn:schemas-microsoft-com:vml" xmlns:wp14="http://schemas.microsoft.com/office/word/2010/wordprocessingDrawing" xmlns:wp="http://schemas.openxmlformats.org/drawingml/2006/wordprocessingDrawing" xmlns:w10="urn:schemas-microsoft-com:office:word" xmlns:w="http://schemas.openxmlformats.org/wordprocessingml/2006/main" xmlns:w14="http://schemas.microsoft.com/office/word/2010/wordml" xmlns:w15="http://schemas.microsoft.com/office/word/2012/wordml" xmlns:wpg="http://schemas.microsoft.com/office/word/2010/wordprocessingGroup" xmlns:wpi="http://schemas.microsoft.com/office/word/2010/wordprocessingInk" xmlns:wne="http://schemas.microsoft.com/office/word/2006/wordml" xmlns:wps="http://schemas.microsoft.com/office/word/2010/wordprocessingShape" xmlns:wpsCustomData="http://www.wps.cn/officeDocument/2013/wpsCustomData" mc:Ignorable="w14 w15 wp14">
+  <w:p>
+    <w:pPr>
+      <w:pStyle w:val="8"/>
+    </w:pPr>
+    <w:bookmarkStart w:id="0" w:name="_GoBack"/>
+    <w:bookmarkEnd w:id="0"/>
+  </w:p>
+</w:ftr>
+</file>
+
+<file path=word/header1.xml><?xml version="1.0" encoding="utf-8"?>
+<w:hdr xmlns:wpc="http://schemas.microsoft.com/office/word/2010/wordprocessingCanvas" xmlns:mc="http://schemas.openxmlformats.org/markup-compatibility/2006" xmlns:o="urn:schemas-microsoft-com:office:office" xmlns:r="http://schemas.openxmlformats.org/officeDocument/2006/relationships" xmlns:m="http://schemas.openxmlformats.org/officeDocument/2006/math" xmlns:v="urn:schemas-microsoft-com:vml" xmlns:wp14="http://schemas.microsoft.com/office/word/2010/wordprocessingDrawing" xmlns:wp="http://schemas.openxmlformats.org/drawingml/2006/wordprocessingDrawing" xmlns:w10="urn:schemas-microsoft-com:office:word" xmlns:w="http://schemas.openxmlformats.org/wordprocessingml/2006/main" xmlns:w14="http://schemas.microsoft.com/office/word/2010/wordml" xmlns:w15="http://schemas.microsoft.com/office/word/2012/wordml" xmlns:wpg="http://schemas.microsoft.com/office/word/2010/wordprocessingGroup" xmlns:wpi="http://schemas.microsoft.com/office/word/2010/wordprocessingInk" xmlns:wne="http://schemas.microsoft.com/office/word/2006/wordml" xmlns:wps="http://schemas.microsoft.com/office/word/2010/wordprocessingShape" xmlns:wpsCustomData="http://www.wps.cn/officeDocument/2013/wpsCustomData" mc:Ignorable="w14 w15 wp14">
+  <w:p>
+    <w:pPr>
+      <w:pStyle w:val="9"/>
+    </w:pPr>
+  </w:p>
+  <w:p>
+    <w:pPr>
+      <w:pStyle w:val="9"/>
+    </w:pPr>
+  </w:p>
+</w:hdr>
+</file>
+
+<file path=word/header2.xml><?xml version="1.0" encoding="utf-8"?>
+<w:hdr xmlns:wpc="http://schemas.microsoft.com/office/word/2010/wordprocessingCanvas" xmlns:mc="http://schemas.openxmlformats.org/markup-compatibility/2006" xmlns:o="urn:schemas-microsoft-com:office:office" xmlns:r="http://schemas.openxmlformats.org/officeDocument/2006/relationships" xmlns:m="http://schemas.openxmlformats.org/officeDocument/2006/math" xmlns:v="urn:schemas-microsoft-com:vml" xmlns:wp14="http://schemas.microsoft.com/office/word/2010/wordprocessingDrawing" xmlns:wp="http://schemas.openxmlformats.org/drawingml/2006/wordprocessingDrawing" xmlns:w10="urn:schemas-microsoft-com:office:word" xmlns:w="http://schemas.openxmlformats.org/wordprocessingml/2006/main" xmlns:w14="http://schemas.microsoft.com/office/word/2010/wordml" xmlns:w15="http://schemas.microsoft.com/office/word/2012/wordml" xmlns:wpg="http://schemas.microsoft.com/office/word/2010/wordprocessingGroup" xmlns:wpi="http://schemas.microsoft.com/office/word/2010/wordprocessingInk" xmlns:wne="http://schemas.microsoft.com/office/word/2006/wordml" xmlns:wps="http://schemas.microsoft.com/office/word/2010/wordprocessingShape" xmlns:wpsCustomData="http://www.wps.cn/officeDocument/2013/wpsCustomData" mc:Ignorable="w14 w15 wp14">
+  <w:p>
+    <w:pPr>
+      <w:pStyle w:val="9"/>
+    </w:pPr>
+  </w:p>
+</w:hdr>
 </file>
 
 <file path=word/numbering.xml><?xml version="1.0" encoding="utf-8"?>
@@ -17336,7 +17527,40 @@
       <w:u w:val="single"/>
     </w:rPr>
   </w:style>
-  <w:style w:type="character" w:styleId="8">
+  <w:style w:type="paragraph" w:styleId="8">
+    <w:name w:val="footer"/>
+    <w:basedOn w:val="1"/>
+    <w:uiPriority w:val="0"/>
+    <w:pPr>
+      <w:tabs>
+        <w:tab w:val="center" w:pos="4153"/>
+        <w:tab w:val="right" w:pos="8306"/>
+      </w:tabs>
+      <w:snapToGrid w:val="0"/>
+      <w:jc w:val="left"/>
+    </w:pPr>
+    <w:rPr>
+      <w:sz w:val="18"/>
+      <w:szCs w:val="18"/>
+    </w:rPr>
+  </w:style>
+  <w:style w:type="paragraph" w:styleId="9">
+    <w:name w:val="header"/>
+    <w:basedOn w:val="1"/>
+    <w:uiPriority w:val="0"/>
+    <w:pPr>
+      <w:tabs>
+        <w:tab w:val="center" w:pos="4153"/>
+        <w:tab w:val="right" w:pos="8306"/>
+      </w:tabs>
+      <w:snapToGrid w:val="0"/>
+    </w:pPr>
+    <w:rPr>
+      <w:sz w:val="18"/>
+      <w:szCs w:val="18"/>
+    </w:rPr>
+  </w:style>
+  <w:style w:type="character" w:styleId="10">
     <w:name w:val="HTML Code"/>
     <w:basedOn w:val="5"/>
     <w:uiPriority w:val="0"/>
@@ -17346,7 +17570,7 @@
       <w:szCs w:val="20"/>
     </w:rPr>
   </w:style>
-  <w:style w:type="paragraph" w:styleId="9">
+  <w:style w:type="paragraph" w:styleId="11">
     <w:name w:val="HTML Preformatted"/>
     <w:uiPriority w:val="0"/>
     <w:pPr>
@@ -17378,7 +17602,7 @@
       <w:lang w:val="en-US" w:eastAsia="zh-CN" w:bidi="ar"/>
     </w:rPr>
   </w:style>
-  <w:style w:type="character" w:styleId="10">
+  <w:style w:type="character" w:styleId="12">
     <w:name w:val="Hyperlink"/>
     <w:basedOn w:val="5"/>
     <w:uiPriority w:val="0"/>
@@ -17387,7 +17611,7 @@
       <w:u w:val="single"/>
     </w:rPr>
   </w:style>
-  <w:style w:type="paragraph" w:styleId="11">
+  <w:style w:type="paragraph" w:styleId="13">
     <w:name w:val="Normal (Web)"/>
     <w:uiPriority w:val="0"/>
     <w:pPr>
@@ -17659,4 +17883,21 @@
   </a:themeElements>
   <a:objectDefaults/>
 </a:theme>
+</file>
+
+<file path=customXml/item1.xml><?xml version="1.0" encoding="utf-8"?>
+<s:customData xmlns="http://www.wps.cn/officeDocument/2013/wpsCustomData" xmlns:s="http://www.wps.cn/officeDocument/2013/wpsCustomData">
+  <customSectProps/>
+  <customShpExts>
+    <customShpInfo spid="_x0000_s1026" textRotate="1"/>
+  </customShpExts>
+</s:customData>
+</file>
+
+<file path=customXml/itemProps1.xml><?xml version="1.0" encoding="utf-8"?>
+<ds:datastoreItem xmlns:ds="http://schemas.openxmlformats.org/officeDocument/2006/customXml" ds:itemID="{B1977F7D-205B-4081-913C-38D41E755F92}">
+  <ds:schemaRefs>
+    <ds:schemaRef ds:uri="http://www.wps.cn/officeDocument/2013/wpsCustomData"/>
+  </ds:schemaRefs>
+</ds:datastoreItem>
 </file>
--- a/THUC_HANH/LAB1/1250080208_CNTT4_Đỗ Tiến Trí _ lab1 .docx
+++ b/THUC_HANH/LAB1/1250080208_CNTT4_Đỗ Tiến Trí _ lab1 .docx
@@ -2,148 +2,6 @@
 <file path=word/document.xml><?xml version="1.0" encoding="utf-8"?>
 <w:document xmlns:wpc="http://schemas.microsoft.com/office/word/2010/wordprocessingCanvas" xmlns:mc="http://schemas.openxmlformats.org/markup-compatibility/2006" xmlns:o="urn:schemas-microsoft-com:office:office" xmlns:r="http://schemas.openxmlformats.org/officeDocument/2006/relationships" xmlns:m="http://schemas.openxmlformats.org/officeDocument/2006/math" xmlns:v="urn:schemas-microsoft-com:vml" xmlns:wp14="http://schemas.microsoft.com/office/word/2010/wordprocessingDrawing" xmlns:wp="http://schemas.openxmlformats.org/drawingml/2006/wordprocessingDrawing" xmlns:w="http://schemas.openxmlformats.org/wordprocessingml/2006/main" xmlns:w14="http://schemas.microsoft.com/office/word/2010/wordml" xmlns:w10="urn:schemas-microsoft-com:office:word" xmlns:w15="http://schemas.microsoft.com/office/word/2012/wordml" xmlns:wpg="http://schemas.microsoft.com/office/word/2010/wordprocessingGroup" xmlns:wpi="http://schemas.microsoft.com/office/word/2010/wordprocessingInk" xmlns:wne="http://schemas.microsoft.com/office/word/2006/wordml" xmlns:wps="http://schemas.microsoft.com/office/word/2010/wordprocessingShape" xmlns:wpsCustomData="http://www.wps.cn/officeDocument/2013/wpsCustomData" mc:Ignorable="w14 w15 wp14">
   <w:body>
-    <w:p>
-      <w:pPr>
-        <w:pStyle w:val="13"/>
-        <w:keepNext w:val="0"/>
-        <w:keepLines w:val="0"/>
-        <w:widowControl/>
-        <w:numPr>
-          <w:ilvl w:val="0"/>
-          <w:numId w:val="0"/>
-        </w:numPr>
-        <w:suppressLineNumbers w:val="0"/>
-        <w:pBdr>
-          <w:top w:val="none" w:color="1F1F1F" w:sz="0" w:space="0"/>
-          <w:left w:val="none" w:color="1F1F1F" w:sz="0" w:space="0"/>
-          <w:bottom w:val="none" w:color="1F1F1F" w:sz="0" w:space="0"/>
-          <w:right w:val="none" w:color="1F1F1F" w:sz="0" w:space="0"/>
-        </w:pBdr>
-        <w:bidi w:val="0"/>
-        <w:spacing w:before="0" w:beforeAutospacing="0" w:after="240" w:afterAutospacing="0" w:line="17" w:lineRule="atLeast"/>
-        <w:ind w:leftChars="0" w:right="0" w:rightChars="0"/>
-        <w:rPr>
-          <w:rFonts w:hint="default" w:ascii="Times New Roman" w:hAnsi="Times New Roman" w:eastAsia="sans-serif" w:cs="Times New Roman"/>
-          <w:color w:val="auto"/>
-          <w:sz w:val="24"/>
-          <w:szCs w:val="24"/>
-          <w:shd w:val="clear" w:color="auto" w:fill="auto"/>
-        </w:rPr>
-      </w:pPr>
-      <w:r>
-        <w:rPr>
-          <w:rFonts w:hint="default" w:ascii="Times New Roman" w:hAnsi="Times New Roman" w:eastAsia="sans-serif" w:cs="Times New Roman"/>
-          <w:color w:val="auto"/>
-          <w:sz w:val="24"/>
-          <w:szCs w:val="24"/>
-          <w:shd w:val="clear" w:color="auto" w:fill="auto"/>
-        </w:rPr>
-        <w:t>Ok ok hạ hỏa Trí ơi! Đang gấp rút chạy deadline stress quá chửi bậy xíu cho nhẹ đầu cũng được, nhưng tay vẫn phải bấm copy paste liên tục nha! Mình lôi hết toàn bộ 6 bài và từng câu hỏi chi tiết từ tài liệu của thầy Huynh ra đây rồi.</w:t>
-      </w:r>
-    </w:p>
-    <w:p>
-      <w:pPr>
-        <w:pStyle w:val="13"/>
-        <w:keepNext w:val="0"/>
-        <w:keepLines w:val="0"/>
-        <w:widowControl/>
-        <w:numPr>
-          <w:ilvl w:val="0"/>
-          <w:numId w:val="0"/>
-        </w:numPr>
-        <w:suppressLineNumbers w:val="0"/>
-        <w:pBdr>
-          <w:top w:val="none" w:color="1F1F1F" w:sz="0" w:space="0"/>
-          <w:left w:val="none" w:color="1F1F1F" w:sz="0" w:space="0"/>
-          <w:bottom w:val="none" w:color="1F1F1F" w:sz="0" w:space="0"/>
-          <w:right w:val="none" w:color="1F1F1F" w:sz="0" w:space="0"/>
-        </w:pBdr>
-        <w:bidi w:val="0"/>
-        <w:spacing w:before="0" w:beforeAutospacing="0" w:after="240" w:afterAutospacing="0" w:line="17" w:lineRule="atLeast"/>
-        <w:ind w:leftChars="0" w:right="0" w:rightChars="0"/>
-        <w:rPr>
-          <w:rFonts w:hint="default" w:ascii="Times New Roman" w:hAnsi="Times New Roman" w:eastAsia="sans-serif" w:cs="Times New Roman"/>
-          <w:color w:val="auto"/>
-          <w:sz w:val="24"/>
-          <w:szCs w:val="24"/>
-          <w:shd w:val="clear" w:color="auto" w:fill="auto"/>
-        </w:rPr>
-      </w:pPr>
-      <w:r>
-        <w:rPr>
-          <w:rFonts w:hint="default" w:ascii="Times New Roman" w:hAnsi="Times New Roman" w:eastAsia="sans-serif" w:cs="Times New Roman"/>
-          <w:color w:val="auto"/>
-          <w:sz w:val="24"/>
-          <w:szCs w:val="24"/>
-          <w:shd w:val="clear" w:color="auto" w:fill="auto"/>
-        </w:rPr>
-        <w:t xml:space="preserve">Bạn chỉ việc </w:t>
-      </w:r>
-      <w:r>
-        <w:rPr>
-          <w:rFonts w:hint="default" w:ascii="Times New Roman" w:hAnsi="Times New Roman" w:eastAsia="sans-serif" w:cs="Times New Roman"/>
-          <w:b/>
-          <w:bCs/>
-          <w:color w:val="auto"/>
-          <w:sz w:val="24"/>
-          <w:szCs w:val="24"/>
-          <w:shd w:val="clear" w:color="auto" w:fill="auto"/>
-        </w:rPr>
-        <w:t>copy từ đầu đến cuối cái khung dưới đây, dán thẳng vào Word</w:t>
-      </w:r>
-      <w:r>
-        <w:rPr>
-          <w:rFonts w:hint="default" w:ascii="Times New Roman" w:hAnsi="Times New Roman" w:eastAsia="sans-serif" w:cs="Times New Roman"/>
-          <w:color w:val="auto"/>
-          <w:sz w:val="24"/>
-          <w:szCs w:val="24"/>
-          <w:shd w:val="clear" w:color="auto" w:fill="auto"/>
-        </w:rPr>
-        <w:t xml:space="preserve">, sau đó cứ thấy chỗ nào ghi </w:t>
-      </w:r>
-      <w:r>
-        <w:rPr>
-          <w:rStyle w:val="10"/>
-          <w:rFonts w:hint="default" w:ascii="Times New Roman" w:hAnsi="Times New Roman" w:eastAsia="sans-serif" w:cs="Times New Roman"/>
-          <w:color w:val="auto"/>
-          <w:sz w:val="24"/>
-          <w:szCs w:val="24"/>
-          <w:shd w:val="clear" w:color="auto" w:fill="auto"/>
-        </w:rPr>
-        <w:t>[Dán code...]</w:t>
-      </w:r>
-      <w:r>
-        <w:rPr>
-          <w:rFonts w:hint="default" w:ascii="Times New Roman" w:hAnsi="Times New Roman" w:eastAsia="sans-serif" w:cs="Times New Roman"/>
-          <w:color w:val="auto"/>
-          <w:sz w:val="24"/>
-          <w:szCs w:val="24"/>
-          <w:shd w:val="clear" w:color="auto" w:fill="auto"/>
-        </w:rPr>
-        <w:t xml:space="preserve"> và </w:t>
-      </w:r>
-      <w:r>
-        <w:rPr>
-          <w:rStyle w:val="10"/>
-          <w:rFonts w:hint="default" w:ascii="Times New Roman" w:hAnsi="Times New Roman" w:eastAsia="sans-serif" w:cs="Times New Roman"/>
-          <w:color w:val="auto"/>
-          <w:sz w:val="24"/>
-          <w:szCs w:val="24"/>
-          <w:shd w:val="clear" w:color="auto" w:fill="auto"/>
-        </w:rPr>
-        <w:t>[Chèn ảnh...]</w:t>
-      </w:r>
-      <w:r>
-        <w:rPr>
-          <w:rFonts w:hint="default" w:ascii="Times New Roman" w:hAnsi="Times New Roman" w:eastAsia="sans-serif" w:cs="Times New Roman"/>
-          <w:color w:val="auto"/>
-          <w:sz w:val="24"/>
-          <w:szCs w:val="24"/>
-          <w:shd w:val="clear" w:color="auto" w:fill="auto"/>
-        </w:rPr>
-        <w:t xml:space="preserve"> thì thế mạng vào là xong ngay 1 cuốn báo cáo chuẩn mực:</w:t>
-      </w:r>
-    </w:p>
     <w:p>
       <w:pPr>
         <w:keepNext w:val="0"/>
@@ -212,6 +70,7 @@
         <w:bidi w:val="0"/>
         <w:spacing w:before="0" w:beforeAutospacing="0" w:after="240" w:afterAutospacing="0" w:line="17" w:lineRule="atLeast"/>
         <w:ind w:leftChars="0" w:right="0" w:rightChars="0"/>
+        <w:jc w:val="center"/>
         <w:rPr>
           <w:rFonts w:hint="default" w:ascii="Times New Roman" w:hAnsi="Times New Roman" w:eastAsia="sans-serif" w:cs="Times New Roman"/>
           <w:color w:val="auto"/>
@@ -303,6 +162,7 @@
         <w:bidi w:val="0"/>
         <w:spacing w:before="0" w:beforeAutospacing="0" w:after="240" w:afterAutospacing="0" w:line="17" w:lineRule="atLeast"/>
         <w:ind w:leftChars="0" w:right="0" w:rightChars="0"/>
+        <w:jc w:val="center"/>
         <w:rPr>
           <w:rFonts w:hint="default" w:ascii="Times New Roman" w:hAnsi="Times New Roman" w:eastAsia="sans-serif" w:cs="Times New Roman"/>
           <w:color w:val="auto"/>
@@ -344,6 +204,7 @@
         <w:bidi w:val="0"/>
         <w:spacing w:before="0" w:beforeAutospacing="0" w:after="240" w:afterAutospacing="0" w:line="17" w:lineRule="atLeast"/>
         <w:ind w:leftChars="0" w:right="0" w:rightChars="0"/>
+        <w:jc w:val="center"/>
         <w:rPr>
           <w:rFonts w:hint="default" w:ascii="Times New Roman" w:hAnsi="Times New Roman" w:eastAsia="sans-serif" w:cs="Times New Roman"/>
           <w:color w:val="auto"/>
@@ -385,6 +246,7 @@
         <w:bidi w:val="0"/>
         <w:spacing w:before="0" w:beforeAutospacing="0" w:after="240" w:afterAutospacing="0" w:line="17" w:lineRule="atLeast"/>
         <w:ind w:leftChars="0" w:right="0" w:rightChars="0"/>
+        <w:jc w:val="center"/>
         <w:rPr>
           <w:rFonts w:hint="default" w:ascii="Times New Roman" w:hAnsi="Times New Roman" w:eastAsia="sans-serif" w:cs="Times New Roman"/>
           <w:color w:val="auto"/>
@@ -425,7 +287,8 @@
         </w:pBdr>
         <w:bidi w:val="0"/>
         <w:spacing w:before="0" w:beforeAutospacing="0" w:after="240" w:afterAutospacing="0" w:line="17" w:lineRule="atLeast"/>
-        <w:ind w:leftChars="0" w:right="0" w:rightChars="0"/>
+        <w:ind w:left="720" w:leftChars="0" w:right="0" w:rightChars="0" w:firstLine="720" w:firstLineChars="0"/>
+        <w:jc w:val="left"/>
         <w:rPr>
           <w:rFonts w:hint="default" w:ascii="Times New Roman" w:hAnsi="Times New Roman" w:eastAsia="sans-serif" w:cs="Times New Roman"/>
           <w:color w:val="auto"/>
@@ -476,7 +339,8 @@
         </w:pBdr>
         <w:bidi w:val="0"/>
         <w:spacing w:before="0" w:beforeAutospacing="0" w:after="240" w:afterAutospacing="0" w:line="17" w:lineRule="atLeast"/>
-        <w:ind w:leftChars="0" w:right="0" w:rightChars="0"/>
+        <w:ind w:left="720" w:leftChars="0" w:right="0" w:rightChars="0" w:firstLine="720" w:firstLineChars="0"/>
+        <w:jc w:val="left"/>
         <w:rPr>
           <w:rFonts w:hint="default" w:ascii="Times New Roman" w:hAnsi="Times New Roman" w:eastAsia="sans-serif" w:cs="Times New Roman"/>
           <w:color w:val="auto"/>
@@ -527,7 +391,8 @@
         </w:pBdr>
         <w:bidi w:val="0"/>
         <w:spacing w:before="0" w:beforeAutospacing="0" w:after="240" w:afterAutospacing="0" w:line="17" w:lineRule="atLeast"/>
-        <w:ind w:leftChars="0" w:right="0" w:rightChars="0"/>
+        <w:ind w:left="720" w:leftChars="0" w:right="0" w:rightChars="0" w:firstLine="720" w:firstLineChars="0"/>
+        <w:jc w:val="left"/>
         <w:rPr>
           <w:rFonts w:hint="default" w:ascii="Times New Roman" w:hAnsi="Times New Roman" w:eastAsia="sans-serif" w:cs="Times New Roman"/>
           <w:color w:val="auto"/>
@@ -590,7 +455,8 @@
         </w:pBdr>
         <w:bidi w:val="0"/>
         <w:spacing w:before="0" w:beforeAutospacing="0" w:after="240" w:afterAutospacing="0" w:line="17" w:lineRule="atLeast"/>
-        <w:ind w:leftChars="0" w:right="0" w:rightChars="0"/>
+        <w:ind w:left="720" w:leftChars="0" w:right="0" w:rightChars="0" w:firstLine="720" w:firstLineChars="0"/>
+        <w:jc w:val="left"/>
         <w:rPr>
           <w:rFonts w:hint="default" w:ascii="Times New Roman" w:hAnsi="Times New Roman" w:eastAsia="sans-serif" w:cs="Times New Roman"/>
           <w:color w:val="auto"/>
@@ -621,6 +487,29 @@
         </w:rPr>
         <w:t xml:space="preserve"> 12_DH_CNTT4</w:t>
       </w:r>
+    </w:p>
+    <w:p>
+      <w:pPr>
+        <w:rPr>
+          <w:rFonts w:hint="default" w:ascii="Times New Roman" w:hAnsi="Times New Roman" w:eastAsia="sans-serif" w:cs="Times New Roman"/>
+          <w:color w:val="auto"/>
+          <w:sz w:val="24"/>
+          <w:szCs w:val="24"/>
+          <w:shd w:val="clear" w:color="auto" w:fill="auto"/>
+        </w:rPr>
+      </w:pPr>
+      <w:r>
+        <w:rPr>
+          <w:rFonts w:hint="default" w:ascii="Times New Roman" w:hAnsi="Times New Roman" w:eastAsia="sans-serif" w:cs="Times New Roman"/>
+          <w:color w:val="auto"/>
+          <w:sz w:val="24"/>
+          <w:szCs w:val="24"/>
+          <w:shd w:val="clear" w:color="auto" w:fill="auto"/>
+        </w:rPr>
+        <w:br w:type="page"/>
+      </w:r>
+      <w:bookmarkStart w:id="0" w:name="_GoBack"/>
+      <w:bookmarkEnd w:id="0"/>
     </w:p>
     <w:p>
       <w:pPr>
@@ -649,26 +538,6 @@
           <w:shd w:val="clear" w:color="auto" w:fill="auto"/>
         </w:rPr>
       </w:pPr>
-      <w:r>
-        <w:rPr>
-          <w:rFonts w:hint="default" w:ascii="Times New Roman" w:hAnsi="Times New Roman" w:eastAsia="sans-serif" w:cs="Times New Roman"/>
-          <w:color w:val="auto"/>
-          <w:sz w:val="24"/>
-          <w:szCs w:val="24"/>
-          <w:shd w:val="clear" w:color="auto" w:fill="auto"/>
-        </w:rPr>
-        <w:pict>
-          <v:rect id="_x0000_i1026" o:spt="1" style="height:1.5pt;width:432pt;" fillcolor="#808080" filled="t" stroked="f" coordsize="21600,21600" o:hr="t" o:hrstd="t" o:hrnoshade="t" o:hralign="center">
-            <v:path/>
-            <v:fill on="t" focussize="0,0"/>
-            <v:stroke on="f"/>
-            <v:imagedata o:title=""/>
-            <o:lock v:ext="edit"/>
-            <w10:wrap type="none"/>
-            <w10:anchorlock/>
-          </v:rect>
-        </w:pict>
-      </w:r>
     </w:p>
     <w:p>
       <w:pPr>
@@ -1083,7 +952,7 @@
                     </pic:cNvPicPr>
                   </pic:nvPicPr>
                   <pic:blipFill>
-                    <a:blip r:embed="rId8"/>
+                    <a:blip r:embed="rId6"/>
                     <a:stretch>
                       <a:fillRect/>
                     </a:stretch>
@@ -1162,7 +1031,7 @@
                     </pic:cNvPicPr>
                   </pic:nvPicPr>
                   <pic:blipFill>
-                    <a:blip r:embed="rId9"/>
+                    <a:blip r:embed="rId7"/>
                     <a:stretch>
                       <a:fillRect/>
                     </a:stretch>
@@ -1212,7 +1081,7 @@
                     </pic:cNvPicPr>
                   </pic:nvPicPr>
                   <pic:blipFill>
-                    <a:blip r:embed="rId10"/>
+                    <a:blip r:embed="rId8"/>
                     <a:stretch>
                       <a:fillRect/>
                     </a:stretch>
@@ -1291,7 +1160,7 @@
                     </pic:cNvPicPr>
                   </pic:nvPicPr>
                   <pic:blipFill>
-                    <a:blip r:embed="rId11"/>
+                    <a:blip r:embed="rId9"/>
                     <a:stretch>
                       <a:fillRect/>
                     </a:stretch>
@@ -1347,6 +1216,27 @@
     </w:p>
     <w:p>
       <w:pPr>
+        <w:rPr>
+          <w:rFonts w:hint="default" w:ascii="Times New Roman" w:hAnsi="Times New Roman" w:eastAsia="sans-serif" w:cs="Times New Roman"/>
+          <w:color w:val="auto"/>
+          <w:sz w:val="24"/>
+          <w:szCs w:val="24"/>
+          <w:shd w:val="clear" w:color="auto" w:fill="auto"/>
+        </w:rPr>
+      </w:pPr>
+      <w:r>
+        <w:rPr>
+          <w:rFonts w:hint="default" w:ascii="Times New Roman" w:hAnsi="Times New Roman" w:eastAsia="sans-serif" w:cs="Times New Roman"/>
+          <w:color w:val="auto"/>
+          <w:sz w:val="24"/>
+          <w:szCs w:val="24"/>
+          <w:shd w:val="clear" w:color="auto" w:fill="auto"/>
+        </w:rPr>
+        <w:br w:type="page"/>
+      </w:r>
+    </w:p>
+    <w:p>
+      <w:pPr>
         <w:keepNext w:val="0"/>
         <w:keepLines w:val="0"/>
         <w:widowControl/>
@@ -1372,26 +1262,6 @@
           <w:shd w:val="clear" w:color="auto" w:fill="auto"/>
         </w:rPr>
       </w:pPr>
-      <w:r>
-        <w:rPr>
-          <w:rFonts w:hint="default" w:ascii="Times New Roman" w:hAnsi="Times New Roman" w:eastAsia="sans-serif" w:cs="Times New Roman"/>
-          <w:color w:val="auto"/>
-          <w:sz w:val="24"/>
-          <w:szCs w:val="24"/>
-          <w:shd w:val="clear" w:color="auto" w:fill="auto"/>
-        </w:rPr>
-        <w:pict>
-          <v:rect id="_x0000_i1027" o:spt="1" style="height:1.5pt;width:432pt;" fillcolor="#808080" filled="t" stroked="f" coordsize="21600,21600" o:hr="t" o:hrstd="t" o:hrnoshade="t" o:hralign="center">
-            <v:path/>
-            <v:fill on="t" focussize="0,0"/>
-            <v:stroke on="f"/>
-            <v:imagedata o:title=""/>
-            <o:lock v:ext="edit"/>
-            <w10:wrap type="none"/>
-            <w10:anchorlock/>
-          </v:rect>
-        </w:pict>
-      </w:r>
     </w:p>
     <w:p>
       <w:pPr>
@@ -1837,7 +1707,7 @@
                     </pic:cNvPicPr>
                   </pic:nvPicPr>
                   <pic:blipFill>
-                    <a:blip r:embed="rId12"/>
+                    <a:blip r:embed="rId10"/>
                     <a:stretch>
                       <a:fillRect/>
                     </a:stretch>
@@ -2411,7 +2281,7 @@
                     </pic:cNvPicPr>
                   </pic:nvPicPr>
                   <pic:blipFill>
-                    <a:blip r:embed="rId13"/>
+                    <a:blip r:embed="rId11"/>
                     <a:stretch>
                       <a:fillRect/>
                     </a:stretch>
@@ -2776,7 +2646,7 @@
                     </pic:cNvPicPr>
                   </pic:nvPicPr>
                   <pic:blipFill>
-                    <a:blip r:embed="rId14"/>
+                    <a:blip r:embed="rId12"/>
                     <a:stretch>
                       <a:fillRect/>
                     </a:stretch>
@@ -3164,7 +3034,7 @@
                     </pic:cNvPicPr>
                   </pic:nvPicPr>
                   <pic:blipFill>
-                    <a:blip r:embed="rId15"/>
+                    <a:blip r:embed="rId13"/>
                     <a:stretch>
                       <a:fillRect/>
                     </a:stretch>
@@ -3528,7 +3398,7 @@
                     </pic:cNvPicPr>
                   </pic:nvPicPr>
                   <pic:blipFill>
-                    <a:blip r:embed="rId16"/>
+                    <a:blip r:embed="rId14"/>
                     <a:stretch>
                       <a:fillRect/>
                     </a:stretch>
@@ -3946,7 +3816,7 @@
                     </pic:cNvPicPr>
                   </pic:nvPicPr>
                   <pic:blipFill>
-                    <a:blip r:embed="rId17"/>
+                    <a:blip r:embed="rId15"/>
                     <a:stretch>
                       <a:fillRect/>
                     </a:stretch>
@@ -4354,7 +4224,7 @@
                     </pic:cNvPicPr>
                   </pic:nvPicPr>
                   <pic:blipFill>
-                    <a:blip r:embed="rId18"/>
+                    <a:blip r:embed="rId16"/>
                     <a:stretch>
                       <a:fillRect/>
                     </a:stretch>
@@ -4831,7 +4701,7 @@
                     </pic:cNvPicPr>
                   </pic:nvPicPr>
                   <pic:blipFill>
-                    <a:blip r:embed="rId19"/>
+                    <a:blip r:embed="rId17"/>
                     <a:stretch>
                       <a:fillRect/>
                     </a:stretch>
@@ -5217,7 +5087,7 @@
                     </pic:cNvPicPr>
                   </pic:nvPicPr>
                   <pic:blipFill>
-                    <a:blip r:embed="rId20"/>
+                    <a:blip r:embed="rId18"/>
                     <a:stretch>
                       <a:fillRect/>
                     </a:stretch>
@@ -5555,7 +5425,7 @@
                     </pic:cNvPicPr>
                   </pic:nvPicPr>
                   <pic:blipFill>
-                    <a:blip r:embed="rId21"/>
+                    <a:blip r:embed="rId19"/>
                     <a:stretch>
                       <a:fillRect/>
                     </a:stretch>
@@ -5864,7 +5734,7 @@
                     </pic:cNvPicPr>
                   </pic:nvPicPr>
                   <pic:blipFill>
-                    <a:blip r:embed="rId22"/>
+                    <a:blip r:embed="rId20"/>
                     <a:stretch>
                       <a:fillRect/>
                     </a:stretch>
@@ -6231,8 +6101,6 @@
         <w:ind w:leftChars="0" w:right="0" w:rightChars="0"/>
         <w:rPr>
           <w:rFonts w:hint="default" w:ascii="Times New Roman" w:hAnsi="Times New Roman" w:eastAsia="sans-serif" w:cs="Times New Roman"/>
-          <w:b/>
-          <w:bCs/>
           <w:color w:val="auto"/>
           <w:sz w:val="24"/>
           <w:szCs w:val="24"/>
@@ -6265,7 +6133,7 @@
                     </pic:cNvPicPr>
                   </pic:nvPicPr>
                   <pic:blipFill>
-                    <a:blip r:embed="rId23"/>
+                    <a:blip r:embed="rId21"/>
                     <a:stretch>
                       <a:fillRect/>
                     </a:stretch>
@@ -6292,82 +6160,6 @@
     </w:p>
     <w:p>
       <w:pPr>
-        <w:keepNext w:val="0"/>
-        <w:keepLines w:val="0"/>
-        <w:widowControl/>
-        <w:numPr>
-          <w:ilvl w:val="0"/>
-          <w:numId w:val="0"/>
-        </w:numPr>
-        <w:suppressLineNumbers w:val="0"/>
-        <w:pBdr>
-          <w:top w:val="none" w:color="1F1F1F" w:sz="0" w:space="0"/>
-          <w:left w:val="none" w:color="1F1F1F" w:sz="0" w:space="0"/>
-          <w:bottom w:val="none" w:color="1F1F1F" w:sz="0" w:space="0"/>
-          <w:right w:val="none" w:color="1F1F1F" w:sz="0" w:space="0"/>
-        </w:pBdr>
-        <w:bidi w:val="0"/>
-        <w:spacing w:before="0" w:beforeAutospacing="0" w:after="120" w:afterAutospacing="0" w:line="17" w:lineRule="atLeast"/>
-        <w:ind w:leftChars="0" w:right="0" w:rightChars="0"/>
-        <w:rPr>
-          <w:rFonts w:hint="default" w:ascii="Times New Roman" w:hAnsi="Times New Roman" w:eastAsia="sans-serif" w:cs="Times New Roman"/>
-          <w:color w:val="auto"/>
-          <w:sz w:val="24"/>
-          <w:szCs w:val="24"/>
-          <w:shd w:val="clear" w:color="auto" w:fill="auto"/>
-        </w:rPr>
-      </w:pPr>
-    </w:p>
-    <w:p>
-      <w:pPr>
-        <w:keepNext w:val="0"/>
-        <w:keepLines w:val="0"/>
-        <w:widowControl/>
-        <w:numPr>
-          <w:ilvl w:val="0"/>
-          <w:numId w:val="0"/>
-        </w:numPr>
-        <w:suppressLineNumbers w:val="0"/>
-        <w:pBdr>
-          <w:top w:val="none" w:color="auto" w:sz="0" w:space="0"/>
-          <w:left w:val="none" w:color="auto" w:sz="0" w:space="0"/>
-          <w:bottom w:val="none" w:color="auto" w:sz="0" w:space="0"/>
-          <w:right w:val="none" w:color="auto" w:sz="0" w:space="0"/>
-        </w:pBdr>
-        <w:bidi w:val="0"/>
-        <w:spacing w:before="0" w:beforeAutospacing="0" w:after="120" w:afterAutospacing="0" w:line="17" w:lineRule="atLeast"/>
-        <w:ind w:leftChars="0" w:right="0" w:rightChars="0"/>
-        <w:rPr>
-          <w:rFonts w:hint="default" w:ascii="Times New Roman" w:hAnsi="Times New Roman" w:eastAsia="sans-serif" w:cs="Times New Roman"/>
-          <w:color w:val="auto"/>
-          <w:sz w:val="24"/>
-          <w:szCs w:val="24"/>
-          <w:shd w:val="clear" w:color="auto" w:fill="auto"/>
-        </w:rPr>
-      </w:pPr>
-      <w:r>
-        <w:rPr>
-          <w:rFonts w:hint="default" w:ascii="Times New Roman" w:hAnsi="Times New Roman" w:eastAsia="sans-serif" w:cs="Times New Roman"/>
-          <w:color w:val="auto"/>
-          <w:sz w:val="24"/>
-          <w:szCs w:val="24"/>
-          <w:shd w:val="clear" w:color="auto" w:fill="auto"/>
-        </w:rPr>
-        <w:pict>
-          <v:rect id="_x0000_i1028" o:spt="1" style="height:1.5pt;width:432pt;" fillcolor="#808080" filled="t" stroked="f" coordsize="21600,21600" o:hr="t" o:hrstd="t" o:hrnoshade="t" o:hralign="center">
-            <v:path/>
-            <v:fill on="t" focussize="0,0"/>
-            <v:stroke on="f"/>
-            <v:imagedata o:title=""/>
-            <o:lock v:ext="edit"/>
-            <w10:wrap type="none"/>
-            <w10:anchorlock/>
-          </v:rect>
-        </w:pict>
-      </w:r>
-    </w:p>
-    <w:p>
-      <w:pPr>
         <w:pStyle w:val="13"/>
         <w:keepNext w:val="0"/>
         <w:keepLines w:val="0"/>
@@ -6780,7 +6572,7 @@
                     </pic:cNvPicPr>
                   </pic:nvPicPr>
                   <pic:blipFill>
-                    <a:blip r:embed="rId24"/>
+                    <a:blip r:embed="rId22"/>
                     <a:stretch>
                       <a:fillRect/>
                     </a:stretch>
@@ -7385,7 +7177,7 @@
                     </pic:cNvPicPr>
                   </pic:nvPicPr>
                   <pic:blipFill>
-                    <a:blip r:embed="rId25"/>
+                    <a:blip r:embed="rId23"/>
                     <a:stretch>
                       <a:fillRect/>
                     </a:stretch>
@@ -7733,7 +7525,7 @@
                     </pic:cNvPicPr>
                   </pic:nvPicPr>
                   <pic:blipFill>
-                    <a:blip r:embed="rId26"/>
+                    <a:blip r:embed="rId24"/>
                     <a:stretch>
                       <a:fillRect/>
                     </a:stretch>
@@ -8159,7 +7951,7 @@
                     </pic:cNvPicPr>
                   </pic:nvPicPr>
                   <pic:blipFill>
-                    <a:blip r:embed="rId27"/>
+                    <a:blip r:embed="rId25"/>
                     <a:stretch>
                       <a:fillRect/>
                     </a:stretch>
@@ -8507,7 +8299,7 @@
                     </pic:cNvPicPr>
                   </pic:nvPicPr>
                   <pic:blipFill>
-                    <a:blip r:embed="rId28"/>
+                    <a:blip r:embed="rId26"/>
                     <a:stretch>
                       <a:fillRect/>
                     </a:stretch>
@@ -8940,7 +8732,7 @@
                     </pic:cNvPicPr>
                   </pic:nvPicPr>
                   <pic:blipFill>
-                    <a:blip r:embed="rId29"/>
+                    <a:blip r:embed="rId27"/>
                     <a:stretch>
                       <a:fillRect/>
                     </a:stretch>
@@ -8995,50 +8787,23 @@
     </w:p>
     <w:p>
       <w:pPr>
-        <w:keepNext w:val="0"/>
-        <w:keepLines w:val="0"/>
-        <w:widowControl/>
-        <w:numPr>
-          <w:ilvl w:val="0"/>
-          <w:numId w:val="0"/>
-        </w:numPr>
-        <w:suppressLineNumbers w:val="0"/>
-        <w:pBdr>
-          <w:top w:val="none" w:color="auto" w:sz="0" w:space="0"/>
-          <w:left w:val="none" w:color="auto" w:sz="0" w:space="0"/>
-          <w:bottom w:val="none" w:color="auto" w:sz="0" w:space="0"/>
-          <w:right w:val="none" w:color="auto" w:sz="0" w:space="0"/>
-        </w:pBdr>
-        <w:bidi w:val="0"/>
-        <w:spacing w:before="0" w:beforeAutospacing="0" w:after="120" w:afterAutospacing="0" w:line="17" w:lineRule="atLeast"/>
-        <w:ind w:leftChars="0" w:right="0" w:rightChars="0"/>
-        <w:rPr>
-          <w:rFonts w:hint="default" w:ascii="Times New Roman" w:hAnsi="Times New Roman" w:eastAsia="sans-serif" w:cs="Times New Roman"/>
-          <w:color w:val="auto"/>
-          <w:sz w:val="24"/>
-          <w:szCs w:val="24"/>
-          <w:shd w:val="clear" w:color="auto" w:fill="auto"/>
-        </w:rPr>
-      </w:pPr>
-      <w:r>
-        <w:rPr>
-          <w:rFonts w:hint="default" w:ascii="Times New Roman" w:hAnsi="Times New Roman" w:eastAsia="sans-serif" w:cs="Times New Roman"/>
-          <w:color w:val="auto"/>
-          <w:sz w:val="24"/>
-          <w:szCs w:val="24"/>
-          <w:shd w:val="clear" w:color="auto" w:fill="auto"/>
-        </w:rPr>
-        <w:pict>
-          <v:rect id="_x0000_i1029" o:spt="1" style="height:1.5pt;width:432pt;" fillcolor="#808080" filled="t" stroked="f" coordsize="21600,21600" o:hr="t" o:hrstd="t" o:hrnoshade="t" o:hralign="center">
-            <v:path/>
-            <v:fill on="t" focussize="0,0"/>
-            <v:stroke on="f"/>
-            <v:imagedata o:title=""/>
-            <o:lock v:ext="edit"/>
-            <w10:wrap type="none"/>
-            <w10:anchorlock/>
-          </v:rect>
-        </w:pict>
+        <w:rPr>
+          <w:rFonts w:hint="default" w:ascii="Times New Roman" w:hAnsi="Times New Roman" w:eastAsia="sans-serif" w:cs="Times New Roman"/>
+          <w:color w:val="auto"/>
+          <w:sz w:val="24"/>
+          <w:szCs w:val="24"/>
+          <w:shd w:val="clear" w:color="auto" w:fill="auto"/>
+        </w:rPr>
+      </w:pPr>
+      <w:r>
+        <w:rPr>
+          <w:rFonts w:hint="default" w:ascii="Times New Roman" w:hAnsi="Times New Roman" w:eastAsia="sans-serif" w:cs="Times New Roman"/>
+          <w:color w:val="auto"/>
+          <w:sz w:val="24"/>
+          <w:szCs w:val="24"/>
+          <w:shd w:val="clear" w:color="auto" w:fill="auto"/>
+        </w:rPr>
+        <w:br w:type="page"/>
       </w:r>
     </w:p>
     <w:p>
@@ -9533,7 +9298,7 @@
                     </pic:cNvPicPr>
                   </pic:nvPicPr>
                   <pic:blipFill>
-                    <a:blip r:embed="rId30"/>
+                    <a:blip r:embed="rId28"/>
                     <a:stretch>
                       <a:fillRect/>
                     </a:stretch>
@@ -10256,7 +10021,7 @@
                     </pic:cNvPicPr>
                   </pic:nvPicPr>
                   <pic:blipFill>
-                    <a:blip r:embed="rId31"/>
+                    <a:blip r:embed="rId29"/>
                     <a:stretch>
                       <a:fillRect/>
                     </a:stretch>
@@ -10777,7 +10542,7 @@
                     </pic:cNvPicPr>
                   </pic:nvPicPr>
                   <pic:blipFill>
-                    <a:blip r:embed="rId32"/>
+                    <a:blip r:embed="rId30"/>
                     <a:stretch>
                       <a:fillRect/>
                     </a:stretch>
@@ -11357,7 +11122,7 @@
                     </pic:cNvPicPr>
                   </pic:nvPicPr>
                   <pic:blipFill>
-                    <a:blip r:embed="rId33"/>
+                    <a:blip r:embed="rId31"/>
                     <a:stretch>
                       <a:fillRect/>
                     </a:stretch>
@@ -11936,7 +11701,7 @@
                     </pic:cNvPicPr>
                   </pic:nvPicPr>
                   <pic:blipFill>
-                    <a:blip r:embed="rId34"/>
+                    <a:blip r:embed="rId32"/>
                     <a:stretch>
                       <a:fillRect/>
                     </a:stretch>
@@ -12426,7 +12191,7 @@
                     </pic:cNvPicPr>
                   </pic:nvPicPr>
                   <pic:blipFill>
-                    <a:blip r:embed="rId35"/>
+                    <a:blip r:embed="rId33"/>
                     <a:stretch>
                       <a:fillRect/>
                     </a:stretch>
@@ -12885,7 +12650,7 @@
                     </pic:cNvPicPr>
                   </pic:nvPicPr>
                   <pic:blipFill>
-                    <a:blip r:embed="rId36"/>
+                    <a:blip r:embed="rId34"/>
                     <a:stretch>
                       <a:fillRect/>
                     </a:stretch>
@@ -13692,7 +13457,7 @@
                     </pic:cNvPicPr>
                   </pic:nvPicPr>
                   <pic:blipFill>
-                    <a:blip r:embed="rId37"/>
+                    <a:blip r:embed="rId35"/>
                     <a:stretch>
                       <a:fillRect/>
                     </a:stretch>
@@ -14266,7 +14031,7 @@
                     </pic:cNvPicPr>
                   </pic:nvPicPr>
                   <pic:blipFill>
-                    <a:blip r:embed="rId38"/>
+                    <a:blip r:embed="rId36"/>
                     <a:stretch>
                       <a:fillRect/>
                     </a:stretch>
@@ -14293,6 +14058,27 @@
     </w:p>
     <w:p>
       <w:pPr>
+        <w:rPr>
+          <w:rFonts w:hint="default" w:ascii="Times New Roman" w:hAnsi="Times New Roman" w:eastAsia="sans-serif" w:cs="Times New Roman"/>
+          <w:color w:val="auto"/>
+          <w:sz w:val="24"/>
+          <w:szCs w:val="24"/>
+          <w:shd w:val="clear" w:color="auto" w:fill="auto"/>
+        </w:rPr>
+      </w:pPr>
+      <w:r>
+        <w:rPr>
+          <w:rFonts w:hint="default" w:ascii="Times New Roman" w:hAnsi="Times New Roman" w:eastAsia="sans-serif" w:cs="Times New Roman"/>
+          <w:color w:val="auto"/>
+          <w:sz w:val="24"/>
+          <w:szCs w:val="24"/>
+          <w:shd w:val="clear" w:color="auto" w:fill="auto"/>
+        </w:rPr>
+        <w:br w:type="page"/>
+      </w:r>
+    </w:p>
+    <w:p>
+      <w:pPr>
         <w:keepNext w:val="0"/>
         <w:keepLines w:val="0"/>
         <w:widowControl/>
@@ -14318,26 +14104,6 @@
           <w:shd w:val="clear" w:color="auto" w:fill="auto"/>
         </w:rPr>
       </w:pPr>
-      <w:r>
-        <w:rPr>
-          <w:rFonts w:hint="default" w:ascii="Times New Roman" w:hAnsi="Times New Roman" w:eastAsia="sans-serif" w:cs="Times New Roman"/>
-          <w:color w:val="auto"/>
-          <w:sz w:val="24"/>
-          <w:szCs w:val="24"/>
-          <w:shd w:val="clear" w:color="auto" w:fill="auto"/>
-        </w:rPr>
-        <w:pict>
-          <v:rect id="_x0000_i1031" o:spt="1" style="height:1.5pt;width:432pt;" fillcolor="#808080" filled="t" stroked="f" coordsize="21600,21600" o:hr="t" o:hrstd="t" o:hrnoshade="t" o:hralign="center">
-            <v:path/>
-            <v:fill on="t" focussize="0,0"/>
-            <v:stroke on="f"/>
-            <v:imagedata o:title=""/>
-            <o:lock v:ext="edit"/>
-            <w10:wrap type="none"/>
-            <w10:anchorlock/>
-          </v:rect>
-        </w:pict>
-      </w:r>
     </w:p>
     <w:p>
       <w:pPr>
@@ -15191,7 +14957,7 @@
                     </pic:cNvPicPr>
                   </pic:nvPicPr>
                   <pic:blipFill>
-                    <a:blip r:embed="rId39"/>
+                    <a:blip r:embed="rId37"/>
                     <a:stretch>
                       <a:fillRect/>
                     </a:stretch>
@@ -15528,7 +15294,7 @@
                     </pic:cNvPicPr>
                   </pic:nvPicPr>
                   <pic:blipFill>
-                    <a:blip r:embed="rId40"/>
+                    <a:blip r:embed="rId38"/>
                     <a:stretch>
                       <a:fillRect/>
                     </a:stretch>
@@ -15950,7 +15716,7 @@
                     </pic:cNvPicPr>
                   </pic:nvPicPr>
                   <pic:blipFill>
-                    <a:blip r:embed="rId41"/>
+                    <a:blip r:embed="rId39"/>
                     <a:stretch>
                       <a:fillRect/>
                     </a:stretch>
@@ -16862,7 +16628,7 @@
                     </pic:cNvPicPr>
                   </pic:nvPicPr>
                   <pic:blipFill>
-                    <a:blip r:embed="rId42"/>
+                    <a:blip r:embed="rId40"/>
                     <a:stretch>
                       <a:fillRect/>
                     </a:stretch>
@@ -16948,10 +16714,8 @@
       </w:pPr>
     </w:p>
     <w:sectPr>
-      <w:headerReference r:id="rId4" w:type="first"/>
-      <w:footerReference r:id="rId6" w:type="first"/>
       <w:headerReference r:id="rId3" w:type="default"/>
-      <w:footerReference r:id="rId5" w:type="default"/>
+      <w:footerReference r:id="rId4" w:type="default"/>
       <w:pgSz w:w="11906" w:h="16838"/>
       <w:pgMar w:top="1440" w:right="1800" w:bottom="1440" w:left="1800" w:header="720" w:footer="720" w:gutter="0"/>
       <w:cols w:space="720" w:num="1"/>
@@ -17113,18 +16877,6 @@
 </w:ftr>
 </file>
 
-<file path=word/footer2.xml><?xml version="1.0" encoding="utf-8"?>
-<w:ftr xmlns:wpc="http://schemas.microsoft.com/office/word/2010/wordprocessingCanvas" xmlns:mc="http://schemas.openxmlformats.org/markup-compatibility/2006" xmlns:o="urn:schemas-microsoft-com:office:office" xmlns:r="http://schemas.openxmlformats.org/officeDocument/2006/relationships" xmlns:m="http://schemas.openxmlformats.org/officeDocument/2006/math" xmlns:v="urn:schemas-microsoft-com:vml" xmlns:wp14="http://schemas.microsoft.com/office/word/2010/wordprocessingDrawing" xmlns:wp="http://schemas.openxmlformats.org/drawingml/2006/wordprocessingDrawing" xmlns:w10="urn:schemas-microsoft-com:office:word" xmlns:w="http://schemas.openxmlformats.org/wordprocessingml/2006/main" xmlns:w14="http://schemas.microsoft.com/office/word/2010/wordml" xmlns:w15="http://schemas.microsoft.com/office/word/2012/wordml" xmlns:wpg="http://schemas.microsoft.com/office/word/2010/wordprocessingGroup" xmlns:wpi="http://schemas.microsoft.com/office/word/2010/wordprocessingInk" xmlns:wne="http://schemas.microsoft.com/office/word/2006/wordml" xmlns:wps="http://schemas.microsoft.com/office/word/2010/wordprocessingShape" xmlns:wpsCustomData="http://www.wps.cn/officeDocument/2013/wpsCustomData" mc:Ignorable="w14 w15 wp14">
-  <w:p>
-    <w:pPr>
-      <w:pStyle w:val="8"/>
-    </w:pPr>
-    <w:bookmarkStart w:id="0" w:name="_GoBack"/>
-    <w:bookmarkEnd w:id="0"/>
-  </w:p>
-</w:ftr>
-</file>
-
 <file path=word/header1.xml><?xml version="1.0" encoding="utf-8"?>
 <w:hdr xmlns:wpc="http://schemas.microsoft.com/office/word/2010/wordprocessingCanvas" xmlns:mc="http://schemas.openxmlformats.org/markup-compatibility/2006" xmlns:o="urn:schemas-microsoft-com:office:office" xmlns:r="http://schemas.openxmlformats.org/officeDocument/2006/relationships" xmlns:m="http://schemas.openxmlformats.org/officeDocument/2006/math" xmlns:v="urn:schemas-microsoft-com:vml" xmlns:wp14="http://schemas.microsoft.com/office/word/2010/wordprocessingDrawing" xmlns:wp="http://schemas.openxmlformats.org/drawingml/2006/wordprocessingDrawing" xmlns:w10="urn:schemas-microsoft-com:office:word" xmlns:w="http://schemas.openxmlformats.org/wordprocessingml/2006/main" xmlns:w14="http://schemas.microsoft.com/office/word/2010/wordml" xmlns:w15="http://schemas.microsoft.com/office/word/2012/wordml" xmlns:wpg="http://schemas.microsoft.com/office/word/2010/wordprocessingGroup" xmlns:wpi="http://schemas.microsoft.com/office/word/2010/wordprocessingInk" xmlns:wne="http://schemas.microsoft.com/office/word/2006/wordml" xmlns:wps="http://schemas.microsoft.com/office/word/2010/wordprocessingShape" xmlns:wpsCustomData="http://www.wps.cn/officeDocument/2013/wpsCustomData" mc:Ignorable="w14 w15 wp14">
   <w:p>
@@ -17132,16 +16884,6 @@
       <w:pStyle w:val="9"/>
     </w:pPr>
   </w:p>
-  <w:p>
-    <w:pPr>
-      <w:pStyle w:val="9"/>
-    </w:pPr>
-  </w:p>
-</w:hdr>
-</file>
-
-<file path=word/header2.xml><?xml version="1.0" encoding="utf-8"?>
-<w:hdr xmlns:wpc="http://schemas.microsoft.com/office/word/2010/wordprocessingCanvas" xmlns:mc="http://schemas.openxmlformats.org/markup-compatibility/2006" xmlns:o="urn:schemas-microsoft-com:office:office" xmlns:r="http://schemas.openxmlformats.org/officeDocument/2006/relationships" xmlns:m="http://schemas.openxmlformats.org/officeDocument/2006/math" xmlns:v="urn:schemas-microsoft-com:vml" xmlns:wp14="http://schemas.microsoft.com/office/word/2010/wordprocessingDrawing" xmlns:wp="http://schemas.openxmlformats.org/drawingml/2006/wordprocessingDrawing" xmlns:w10="urn:schemas-microsoft-com:office:word" xmlns:w="http://schemas.openxmlformats.org/wordprocessingml/2006/main" xmlns:w14="http://schemas.microsoft.com/office/word/2010/wordml" xmlns:w15="http://schemas.microsoft.com/office/word/2012/wordml" xmlns:wpg="http://schemas.microsoft.com/office/word/2010/wordprocessingGroup" xmlns:wpi="http://schemas.microsoft.com/office/word/2010/wordprocessingInk" xmlns:wne="http://schemas.microsoft.com/office/word/2006/wordml" xmlns:wps="http://schemas.microsoft.com/office/word/2010/wordprocessingShape" xmlns:wpsCustomData="http://www.wps.cn/officeDocument/2013/wpsCustomData" mc:Ignorable="w14 w15 wp14">
   <w:p>
     <w:pPr>
       <w:pStyle w:val="9"/>
